--- a/1000 Prompt/FORMAT_FINAL_CLEAN/PACK 3 – 100 PROMPT MARKETING & XÂY DỰNG THƯƠNG HIỆU.docx
+++ b/1000 Prompt/FORMAT_FINAL_CLEAN/PACK 3 – 100 PROMPT MARKETING & XÂY DỰNG THƯƠNG HIỆU.docx
@@ -4,9 +4,8 @@
   <w:body>
     <w:p>
       <w:pPr>
-        <w:keepNext w:val="0"/>
-        <w:keepLines w:val="0"/>
-        <w:spacing/>
+        <w:spacing w:before="120" w:after="120" w:line="240" w:lineRule="auto"/>
+        <w:jc w:val="both"/>
         <w:rPr>
           <w:rFonts w:ascii="Times New Roman" w:hAnsi="Times New Roman" w:cs="Times New Roman"/>
           <w:b/>
@@ -18,7 +17,7 @@
       </w:pPr>
       <w:r>
         <w:rPr>
-          <w:rFonts w:ascii="Times New Roman" w:hAnsi="Times New Roman" w:eastAsia="Times New Roman"/>
+          <w:rFonts w:ascii="Times New Roman" w:eastAsia="Times New Roman" w:hAnsi="Times New Roman"/>
           <w:b/>
           <w:sz w:val="28"/>
         </w:rPr>
@@ -27,7 +26,8 @@
     </w:p>
     <w:p>
       <w:pPr>
-        <w:spacing/>
+        <w:spacing w:before="120" w:after="120" w:line="240" w:lineRule="auto"/>
+        <w:jc w:val="both"/>
         <w:rPr>
           <w:rFonts w:ascii="Times New Roman" w:hAnsi="Times New Roman" w:cs="Times New Roman"/>
           <w:b/>
@@ -39,7 +39,7 @@
       </w:pPr>
       <w:r>
         <w:rPr>
-          <w:rFonts w:ascii="Times New Roman" w:hAnsi="Times New Roman" w:eastAsia="Times New Roman"/>
+          <w:rFonts w:ascii="Times New Roman" w:eastAsia="Times New Roman" w:hAnsi="Times New Roman"/>
           <w:b/>
           <w:sz w:val="28"/>
         </w:rPr>
@@ -48,7 +48,8 @@
     </w:p>
     <w:p>
       <w:pPr>
-        <w:spacing/>
+        <w:spacing w:before="120" w:after="120" w:line="240" w:lineRule="auto"/>
+        <w:jc w:val="both"/>
         <w:rPr>
           <w:rFonts w:ascii="Times New Roman" w:hAnsi="Times New Roman" w:cs="Times New Roman"/>
           <w:i/>
@@ -60,7 +61,7 @@
       </w:pPr>
       <w:r>
         <w:rPr>
-          <w:rFonts w:ascii="Times New Roman" w:hAnsi="Times New Roman" w:eastAsia="Times New Roman"/>
+          <w:rFonts w:ascii="Times New Roman" w:eastAsia="Times New Roman" w:hAnsi="Times New Roman"/>
           <w:i/>
           <w:sz w:val="28"/>
         </w:rPr>
@@ -69,7 +70,8 @@
     </w:p>
     <w:p>
       <w:pPr>
-        <w:spacing/>
+        <w:spacing w:before="120" w:after="120" w:line="240" w:lineRule="auto"/>
+        <w:jc w:val="both"/>
         <w:rPr>
           <w:rFonts w:ascii="Times New Roman" w:hAnsi="Times New Roman" w:cs="Times New Roman"/>
           <w:i/>
@@ -81,7 +83,7 @@
       </w:pPr>
       <w:r>
         <w:rPr>
-          <w:rFonts w:ascii="Times New Roman" w:hAnsi="Times New Roman" w:eastAsia="Times New Roman"/>
+          <w:rFonts w:ascii="Times New Roman" w:eastAsia="Times New Roman" w:hAnsi="Times New Roman"/>
           <w:i/>
           <w:sz w:val="28"/>
         </w:rPr>
@@ -90,7 +92,8 @@
     </w:p>
     <w:p>
       <w:pPr>
-        <w:spacing/>
+        <w:spacing w:before="120" w:after="120" w:line="240" w:lineRule="auto"/>
+        <w:jc w:val="both"/>
         <w:rPr>
           <w:rFonts w:ascii="Times New Roman" w:hAnsi="Times New Roman" w:cs="Times New Roman"/>
           <w:i/>
@@ -102,7 +105,7 @@
       </w:pPr>
       <w:r>
         <w:rPr>
-          <w:rFonts w:ascii="Times New Roman" w:hAnsi="Times New Roman" w:eastAsia="Times New Roman"/>
+          <w:rFonts w:ascii="Times New Roman" w:eastAsia="Times New Roman" w:hAnsi="Times New Roman"/>
           <w:i/>
           <w:sz w:val="28"/>
         </w:rPr>
@@ -111,7 +114,8 @@
     </w:p>
     <w:p>
       <w:pPr>
-        <w:spacing/>
+        <w:spacing w:before="120" w:after="120" w:line="240" w:lineRule="auto"/>
+        <w:jc w:val="both"/>
         <w:rPr>
           <w:rFonts w:ascii="Times New Roman" w:hAnsi="Times New Roman" w:cs="Times New Roman"/>
           <w:i/>
@@ -123,7 +127,7 @@
       </w:pPr>
       <w:r>
         <w:rPr>
-          <w:rFonts w:ascii="Times New Roman" w:hAnsi="Times New Roman" w:eastAsia="Times New Roman"/>
+          <w:rFonts w:ascii="Times New Roman" w:eastAsia="Times New Roman" w:hAnsi="Times New Roman"/>
           <w:i/>
           <w:sz w:val="28"/>
         </w:rPr>
@@ -132,7 +136,8 @@
     </w:p>
     <w:p>
       <w:pPr>
-        <w:spacing/>
+        <w:spacing w:before="120" w:after="120" w:line="240" w:lineRule="auto"/>
+        <w:jc w:val="both"/>
         <w:rPr>
           <w:rFonts w:ascii="Times New Roman" w:hAnsi="Times New Roman" w:cs="Times New Roman"/>
           <w:i/>
@@ -144,7 +149,7 @@
       </w:pPr>
       <w:r>
         <w:rPr>
-          <w:rFonts w:ascii="Times New Roman" w:hAnsi="Times New Roman" w:eastAsia="Times New Roman"/>
+          <w:rFonts w:ascii="Times New Roman" w:eastAsia="Times New Roman" w:hAnsi="Times New Roman"/>
           <w:i/>
           <w:sz w:val="28"/>
         </w:rPr>
@@ -153,7 +158,8 @@
     </w:p>
     <w:p>
       <w:pPr>
-        <w:spacing/>
+        <w:spacing w:before="120" w:after="120" w:line="240" w:lineRule="auto"/>
+        <w:jc w:val="both"/>
         <w:rPr>
           <w:rFonts w:ascii="Times New Roman" w:hAnsi="Times New Roman" w:cs="Times New Roman"/>
           <w:i/>
@@ -165,7 +171,7 @@
       </w:pPr>
       <w:r>
         <w:rPr>
-          <w:rFonts w:ascii="Times New Roman" w:hAnsi="Times New Roman" w:eastAsia="Times New Roman"/>
+          <w:rFonts w:ascii="Times New Roman" w:eastAsia="Times New Roman" w:hAnsi="Times New Roman"/>
           <w:i/>
           <w:sz w:val="28"/>
         </w:rPr>
@@ -174,7 +180,8 @@
     </w:p>
     <w:p>
       <w:pPr>
-        <w:spacing/>
+        <w:spacing w:before="120" w:after="120" w:line="240" w:lineRule="auto"/>
+        <w:jc w:val="both"/>
         <w:rPr>
           <w:rFonts w:ascii="Times New Roman" w:hAnsi="Times New Roman" w:cs="Times New Roman"/>
           <w:i/>
@@ -186,7 +193,7 @@
       </w:pPr>
       <w:r>
         <w:rPr>
-          <w:rFonts w:ascii="Times New Roman" w:hAnsi="Times New Roman" w:eastAsia="Times New Roman"/>
+          <w:rFonts w:ascii="Times New Roman" w:eastAsia="Times New Roman" w:hAnsi="Times New Roman"/>
           <w:i/>
           <w:sz w:val="28"/>
         </w:rPr>
@@ -195,7 +202,8 @@
     </w:p>
     <w:p>
       <w:pPr>
-        <w:spacing/>
+        <w:spacing w:before="120" w:after="120" w:line="240" w:lineRule="auto"/>
+        <w:jc w:val="both"/>
         <w:rPr>
           <w:rFonts w:ascii="Times New Roman" w:hAnsi="Times New Roman" w:cs="Times New Roman"/>
           <w:i/>
@@ -207,7 +215,7 @@
       </w:pPr>
       <w:r>
         <w:rPr>
-          <w:rFonts w:ascii="Times New Roman" w:hAnsi="Times New Roman" w:eastAsia="Times New Roman"/>
+          <w:rFonts w:ascii="Times New Roman" w:eastAsia="Times New Roman" w:hAnsi="Times New Roman"/>
           <w:i/>
           <w:sz w:val="28"/>
         </w:rPr>
@@ -216,7 +224,8 @@
     </w:p>
     <w:p>
       <w:pPr>
-        <w:spacing/>
+        <w:spacing w:before="120" w:after="120" w:line="240" w:lineRule="auto"/>
+        <w:jc w:val="both"/>
         <w:rPr>
           <w:rFonts w:ascii="Times New Roman" w:hAnsi="Times New Roman" w:cs="Times New Roman"/>
           <w:i/>
@@ -228,7 +237,7 @@
       </w:pPr>
       <w:r>
         <w:rPr>
-          <w:rFonts w:ascii="Times New Roman" w:hAnsi="Times New Roman" w:eastAsia="Times New Roman"/>
+          <w:rFonts w:ascii="Times New Roman" w:eastAsia="Times New Roman" w:hAnsi="Times New Roman"/>
           <w:i/>
           <w:sz w:val="28"/>
         </w:rPr>
@@ -237,30 +246,41 @@
     </w:p>
     <w:p>
       <w:pPr>
-        <w:spacing/>
-        <w:rPr>
-          <w:rFonts w:ascii="Times New Roman" w:hAnsi="Times New Roman" w:cs="Times New Roman"/>
+        <w:spacing w:before="120" w:after="120" w:line="240" w:lineRule="auto"/>
+        <w:jc w:val="both"/>
+        <w:rPr>
+          <w:rFonts w:ascii="Times New Roman" w:eastAsia="Times New Roman" w:hAnsi="Times New Roman"/>
           <w:i/>
+          <w:sz w:val="28"/>
+          <w:lang w:val="en-US"/>
+        </w:rPr>
+      </w:pPr>
+      <w:r>
+        <w:rPr>
+          <w:rFonts w:ascii="Times New Roman" w:eastAsia="Times New Roman" w:hAnsi="Times New Roman"/>
+          <w:i/>
+          <w:sz w:val="28"/>
+        </w:rPr>
+        <w:t>10. Truyền cảm hứng marketing &amp; sáng tạo (10 prompt): Các bài diễn văn khích lệ đội ngũ, trích dẫn hay về marketing và bài học từ các Case Study thành công.</w:t>
+      </w:r>
+    </w:p>
+    <w:p>
+      <w:pPr>
+        <w:spacing w:before="120" w:after="120" w:line="240" w:lineRule="auto"/>
+        <w:jc w:val="both"/>
+        <w:rPr>
+          <w:rFonts w:ascii="Times New Roman" w:hAnsi="Times New Roman" w:cs="Times New Roman"/>
           <w:iCs/>
           <w:sz w:val="28"/>
           <w:szCs w:val="28"/>
           <w:lang w:val="en-US"/>
         </w:rPr>
       </w:pPr>
-      <w:r>
-        <w:rPr>
-          <w:rFonts w:ascii="Times New Roman" w:hAnsi="Times New Roman" w:eastAsia="Times New Roman"/>
-          <w:i/>
-          <w:sz w:val="28"/>
-        </w:rPr>
-        <w:t>10. Truyền cảm hứng marketing &amp; sáng tạo (10 prompt): Các bài diễn văn khích lệ đội ngũ, trích dẫn hay về marketing và bài học từ các Case Study thành công.</w:t>
-      </w:r>
-    </w:p>
-    <w:p>
-      <w:pPr>
-        <w:keepNext w:val="0"/>
-        <w:keepLines w:val="0"/>
-        <w:spacing/>
+    </w:p>
+    <w:p>
+      <w:pPr>
+        <w:spacing w:before="120" w:after="120" w:line="240" w:lineRule="auto"/>
+        <w:jc w:val="both"/>
         <w:rPr>
           <w:rFonts w:ascii="Times New Roman" w:hAnsi="Times New Roman" w:cs="Times New Roman"/>
           <w:b/>
@@ -271,7 +291,7 @@
       </w:pPr>
       <w:r>
         <w:rPr>
-          <w:rFonts w:ascii="Times New Roman" w:hAnsi="Times New Roman" w:eastAsia="Times New Roman"/>
+          <w:rFonts w:ascii="Times New Roman" w:eastAsia="Times New Roman" w:hAnsi="Times New Roman"/>
           <w:b/>
           <w:sz w:val="28"/>
         </w:rPr>
@@ -280,17 +300,18 @@
     </w:p>
     <w:p>
       <w:pPr>
-        <w:spacing/>
-        <w:ind w:left="620" w:hanging="360"/>
-        <w:rPr>
-          <w:rFonts w:ascii="Times New Roman" w:hAnsi="Times New Roman" w:cs="Times New Roman"/>
-          <w:sz w:val="28"/>
-          <w:szCs w:val="28"/>
-        </w:rPr>
-      </w:pPr>
-      <w:r>
-        <w:rPr>
-          <w:rFonts w:ascii="Times New Roman" w:hAnsi="Times New Roman" w:eastAsia="Times New Roman"/>
+        <w:spacing w:before="120" w:after="120" w:line="240" w:lineRule="auto"/>
+        <w:ind w:left="620" w:hanging="360"/>
+        <w:jc w:val="both"/>
+        <w:rPr>
+          <w:rFonts w:ascii="Times New Roman" w:hAnsi="Times New Roman" w:cs="Times New Roman"/>
+          <w:sz w:val="28"/>
+          <w:szCs w:val="28"/>
+        </w:rPr>
+      </w:pPr>
+      <w:r>
+        <w:rPr>
+          <w:rFonts w:ascii="Times New Roman" w:eastAsia="Times New Roman" w:hAnsi="Times New Roman"/>
           <w:sz w:val="28"/>
         </w:rPr>
         <w:t>1.  Hãy vào vai chuyên gia marketing, lập bản kế hoạch marketing 12 tháng cho SP/DV = [___], trình bày thành bảng Chiến lược – Hoạt động – KPI, tập trung tăng trưởng bền vững.</w:t>
@@ -298,17 +319,18 @@
     </w:p>
     <w:p>
       <w:pPr>
-        <w:spacing/>
-        <w:ind w:left="620" w:hanging="360"/>
-        <w:rPr>
-          <w:rFonts w:ascii="Times New Roman" w:hAnsi="Times New Roman" w:cs="Times New Roman"/>
-          <w:sz w:val="28"/>
-          <w:szCs w:val="28"/>
-        </w:rPr>
-      </w:pPr>
-      <w:r>
-        <w:rPr>
-          <w:rFonts w:ascii="Times New Roman" w:hAnsi="Times New Roman" w:eastAsia="Times New Roman"/>
+        <w:spacing w:before="120" w:after="120" w:line="240" w:lineRule="auto"/>
+        <w:ind w:left="620" w:hanging="360"/>
+        <w:jc w:val="both"/>
+        <w:rPr>
+          <w:rFonts w:ascii="Times New Roman" w:hAnsi="Times New Roman" w:cs="Times New Roman"/>
+          <w:sz w:val="28"/>
+          <w:szCs w:val="28"/>
+        </w:rPr>
+      </w:pPr>
+      <w:r>
+        <w:rPr>
+          <w:rFonts w:ascii="Times New Roman" w:eastAsia="Times New Roman" w:hAnsi="Times New Roman"/>
           <w:sz w:val="28"/>
         </w:rPr>
         <w:t>2.  Viết chiến lược 360° marketing cho SP/DV = [___], kết hợp online và offline để tối đa độ phủ thương hiệu.</w:t>
@@ -316,17 +338,18 @@
     </w:p>
     <w:p>
       <w:pPr>
-        <w:spacing/>
-        <w:ind w:left="620" w:hanging="360"/>
-        <w:rPr>
-          <w:rFonts w:ascii="Times New Roman" w:hAnsi="Times New Roman" w:cs="Times New Roman"/>
-          <w:sz w:val="28"/>
-          <w:szCs w:val="28"/>
-        </w:rPr>
-      </w:pPr>
-      <w:r>
-        <w:rPr>
-          <w:rFonts w:ascii="Times New Roman" w:hAnsi="Times New Roman" w:eastAsia="Times New Roman"/>
+        <w:spacing w:before="120" w:after="120" w:line="240" w:lineRule="auto"/>
+        <w:ind w:left="620" w:hanging="360"/>
+        <w:jc w:val="both"/>
+        <w:rPr>
+          <w:rFonts w:ascii="Times New Roman" w:hAnsi="Times New Roman" w:cs="Times New Roman"/>
+          <w:sz w:val="28"/>
+          <w:szCs w:val="28"/>
+        </w:rPr>
+      </w:pPr>
+      <w:r>
+        <w:rPr>
+          <w:rFonts w:ascii="Times New Roman" w:eastAsia="Times New Roman" w:hAnsi="Times New Roman"/>
           <w:sz w:val="28"/>
         </w:rPr>
         <w:t>3.  Hãy xây dựng kế hoạch tung sản phẩm mới SP/DV = [___] ra thị trường trong 90 ngày.</w:t>
@@ -334,17 +357,18 @@
     </w:p>
     <w:p>
       <w:pPr>
-        <w:spacing/>
-        <w:ind w:left="620" w:hanging="360"/>
-        <w:rPr>
-          <w:rFonts w:ascii="Times New Roman" w:hAnsi="Times New Roman" w:cs="Times New Roman"/>
-          <w:sz w:val="28"/>
-          <w:szCs w:val="28"/>
-        </w:rPr>
-      </w:pPr>
-      <w:r>
-        <w:rPr>
-          <w:rFonts w:ascii="Times New Roman" w:hAnsi="Times New Roman" w:eastAsia="Times New Roman"/>
+        <w:spacing w:before="120" w:after="120" w:line="240" w:lineRule="auto"/>
+        <w:ind w:left="620" w:hanging="360"/>
+        <w:jc w:val="both"/>
+        <w:rPr>
+          <w:rFonts w:ascii="Times New Roman" w:hAnsi="Times New Roman" w:cs="Times New Roman"/>
+          <w:sz w:val="28"/>
+          <w:szCs w:val="28"/>
+        </w:rPr>
+      </w:pPr>
+      <w:r>
+        <w:rPr>
+          <w:rFonts w:ascii="Times New Roman" w:eastAsia="Times New Roman" w:hAnsi="Times New Roman"/>
           <w:sz w:val="28"/>
         </w:rPr>
         <w:t>4.  Tạo roadmap marketing 5 năm cho SP/DV = [___], định vị thương hiệu mạnh mẽ trong ngành.</w:t>
@@ -352,17 +376,18 @@
     </w:p>
     <w:p>
       <w:pPr>
-        <w:spacing/>
-        <w:ind w:left="620" w:hanging="360"/>
-        <w:rPr>
-          <w:rFonts w:ascii="Times New Roman" w:hAnsi="Times New Roman" w:cs="Times New Roman"/>
-          <w:sz w:val="28"/>
-          <w:szCs w:val="28"/>
-        </w:rPr>
-      </w:pPr>
-      <w:r>
-        <w:rPr>
-          <w:rFonts w:ascii="Times New Roman" w:hAnsi="Times New Roman" w:eastAsia="Times New Roman"/>
+        <w:spacing w:before="120" w:after="120" w:line="240" w:lineRule="auto"/>
+        <w:ind w:left="620" w:hanging="360"/>
+        <w:jc w:val="both"/>
+        <w:rPr>
+          <w:rFonts w:ascii="Times New Roman" w:hAnsi="Times New Roman" w:cs="Times New Roman"/>
+          <w:sz w:val="28"/>
+          <w:szCs w:val="28"/>
+        </w:rPr>
+      </w:pPr>
+      <w:r>
+        <w:rPr>
+          <w:rFonts w:ascii="Times New Roman" w:eastAsia="Times New Roman" w:hAnsi="Times New Roman"/>
           <w:sz w:val="28"/>
         </w:rPr>
         <w:t>5.  Soạn kế hoạch marketing giai đoạn khủng hoảng cho SP/DV = [___], nhằm giữ uy tín và doanh số.</w:t>
@@ -370,35 +395,38 @@
     </w:p>
     <w:p>
       <w:pPr>
-        <w:spacing/>
-        <w:ind w:left="620" w:hanging="360"/>
-        <w:rPr>
-          <w:rFonts w:ascii="Times New Roman" w:hAnsi="Times New Roman" w:cs="Times New Roman"/>
-          <w:sz w:val="28"/>
-          <w:szCs w:val="28"/>
-        </w:rPr>
-      </w:pPr>
-      <w:r>
-        <w:rPr>
-          <w:rFonts w:ascii="Times New Roman" w:hAnsi="Times New Roman" w:eastAsia="Times New Roman"/>
-          <w:sz w:val="28"/>
-        </w:rPr>
+        <w:spacing w:before="120" w:after="120" w:line="240" w:lineRule="auto"/>
+        <w:ind w:left="620" w:hanging="360"/>
+        <w:jc w:val="both"/>
+        <w:rPr>
+          <w:rFonts w:ascii="Times New Roman" w:hAnsi="Times New Roman" w:cs="Times New Roman"/>
+          <w:sz w:val="28"/>
+          <w:szCs w:val="28"/>
+        </w:rPr>
+      </w:pPr>
+      <w:r>
+        <w:rPr>
+          <w:rFonts w:ascii="Times New Roman" w:eastAsia="Times New Roman" w:hAnsi="Times New Roman"/>
+          <w:sz w:val="28"/>
+        </w:rPr>
+        <w:lastRenderedPageBreak/>
         <w:t>6.  Viết chiến lược định giá thông minh cho SP/DV = [___], phù hợp tâm lý khách hàng Việt Nam.</w:t>
       </w:r>
     </w:p>
     <w:p>
       <w:pPr>
-        <w:spacing/>
-        <w:ind w:left="620" w:hanging="360"/>
-        <w:rPr>
-          <w:rFonts w:ascii="Times New Roman" w:hAnsi="Times New Roman" w:cs="Times New Roman"/>
-          <w:sz w:val="28"/>
-          <w:szCs w:val="28"/>
-        </w:rPr>
-      </w:pPr>
-      <w:r>
-        <w:rPr>
-          <w:rFonts w:ascii="Times New Roman" w:hAnsi="Times New Roman" w:eastAsia="Times New Roman"/>
+        <w:spacing w:before="120" w:after="120" w:line="240" w:lineRule="auto"/>
+        <w:ind w:left="620" w:hanging="360"/>
+        <w:jc w:val="both"/>
+        <w:rPr>
+          <w:rFonts w:ascii="Times New Roman" w:hAnsi="Times New Roman" w:cs="Times New Roman"/>
+          <w:sz w:val="28"/>
+          <w:szCs w:val="28"/>
+        </w:rPr>
+      </w:pPr>
+      <w:r>
+        <w:rPr>
+          <w:rFonts w:ascii="Times New Roman" w:eastAsia="Times New Roman" w:hAnsi="Times New Roman"/>
           <w:sz w:val="28"/>
         </w:rPr>
         <w:t>7.  Hãy thiết kế chiến lược marketing “xanh” (bền vững) để thu hút khách hàng yêu môi trường cho SP/DV = [___].</w:t>
@@ -406,17 +434,18 @@
     </w:p>
     <w:p>
       <w:pPr>
-        <w:spacing/>
-        <w:ind w:left="620" w:hanging="360"/>
-        <w:rPr>
-          <w:rFonts w:ascii="Times New Roman" w:hAnsi="Times New Roman" w:cs="Times New Roman"/>
-          <w:sz w:val="28"/>
-          <w:szCs w:val="28"/>
-        </w:rPr>
-      </w:pPr>
-      <w:r>
-        <w:rPr>
-          <w:rFonts w:ascii="Times New Roman" w:hAnsi="Times New Roman" w:eastAsia="Times New Roman"/>
+        <w:spacing w:before="120" w:after="120" w:line="240" w:lineRule="auto"/>
+        <w:ind w:left="620" w:hanging="360"/>
+        <w:jc w:val="both"/>
+        <w:rPr>
+          <w:rFonts w:ascii="Times New Roman" w:hAnsi="Times New Roman" w:cs="Times New Roman"/>
+          <w:sz w:val="28"/>
+          <w:szCs w:val="28"/>
+        </w:rPr>
+      </w:pPr>
+      <w:r>
+        <w:rPr>
+          <w:rFonts w:ascii="Times New Roman" w:eastAsia="Times New Roman" w:hAnsi="Times New Roman"/>
           <w:sz w:val="28"/>
         </w:rPr>
         <w:t>8.  Viết kế hoạch tái định vị thương hiệu cho SP/DV = [___] để tạo sự khác biệt so với đối thủ</w:t>
@@ -424,17 +453,18 @@
     </w:p>
     <w:p>
       <w:pPr>
-        <w:spacing/>
-        <w:ind w:left="620" w:hanging="360"/>
-        <w:rPr>
-          <w:rFonts w:ascii="Times New Roman" w:hAnsi="Times New Roman" w:cs="Times New Roman"/>
-          <w:sz w:val="28"/>
-          <w:szCs w:val="28"/>
-        </w:rPr>
-      </w:pPr>
-      <w:r>
-        <w:rPr>
-          <w:rFonts w:ascii="Times New Roman" w:hAnsi="Times New Roman" w:eastAsia="Times New Roman"/>
+        <w:spacing w:before="120" w:after="120" w:line="240" w:lineRule="auto"/>
+        <w:ind w:left="620" w:hanging="360"/>
+        <w:jc w:val="both"/>
+        <w:rPr>
+          <w:rFonts w:ascii="Times New Roman" w:hAnsi="Times New Roman" w:cs="Times New Roman"/>
+          <w:sz w:val="28"/>
+          <w:szCs w:val="28"/>
+        </w:rPr>
+      </w:pPr>
+      <w:r>
+        <w:rPr>
+          <w:rFonts w:ascii="Times New Roman" w:eastAsia="Times New Roman" w:hAnsi="Times New Roman"/>
           <w:sz w:val="28"/>
         </w:rPr>
         <w:t>9.  Soạn bản đồ hành trình khách hàng (Customer Journey Map) cho SP/DV = [___].</w:t>
@@ -442,17 +472,18 @@
     </w:p>
     <w:p>
       <w:pPr>
-        <w:spacing/>
-        <w:ind w:left="620" w:hanging="360"/>
-        <w:rPr>
-          <w:rFonts w:ascii="Times New Roman" w:hAnsi="Times New Roman" w:cs="Times New Roman"/>
-          <w:sz w:val="28"/>
-          <w:szCs w:val="28"/>
-        </w:rPr>
-      </w:pPr>
-      <w:r>
-        <w:rPr>
-          <w:rFonts w:ascii="Times New Roman" w:hAnsi="Times New Roman" w:eastAsia="Times New Roman"/>
+        <w:spacing w:before="120" w:after="120" w:line="240" w:lineRule="auto"/>
+        <w:ind w:left="620" w:hanging="360"/>
+        <w:jc w:val="both"/>
+        <w:rPr>
+          <w:rFonts w:ascii="Times New Roman" w:hAnsi="Times New Roman" w:cs="Times New Roman"/>
+          <w:sz w:val="28"/>
+          <w:szCs w:val="28"/>
+        </w:rPr>
+      </w:pPr>
+      <w:r>
+        <w:rPr>
+          <w:rFonts w:ascii="Times New Roman" w:eastAsia="Times New Roman" w:hAnsi="Times New Roman"/>
           <w:sz w:val="28"/>
         </w:rPr>
         <w:t>10.Tạo chiến lược content marketing xuyên suốt 12 tháng cho SP/DV = [___], theo mô hình AIDA.</w:t>
@@ -460,9 +491,8 @@
     </w:p>
     <w:p>
       <w:pPr>
-        <w:keepNext w:val="0"/>
-        <w:keepLines w:val="0"/>
-        <w:spacing/>
+        <w:spacing w:before="120" w:after="120" w:line="240" w:lineRule="auto"/>
+        <w:jc w:val="both"/>
         <w:rPr>
           <w:rFonts w:ascii="Times New Roman" w:hAnsi="Times New Roman" w:cs="Times New Roman"/>
           <w:b/>
@@ -473,7 +503,7 @@
       </w:pPr>
       <w:r>
         <w:rPr>
-          <w:rFonts w:ascii="Times New Roman" w:hAnsi="Times New Roman" w:eastAsia="Times New Roman"/>
+          <w:rFonts w:ascii="Times New Roman" w:eastAsia="Times New Roman" w:hAnsi="Times New Roman"/>
           <w:b/>
           <w:sz w:val="28"/>
         </w:rPr>
@@ -482,17 +512,18 @@
     </w:p>
     <w:p>
       <w:pPr>
-        <w:spacing/>
-        <w:ind w:left="620" w:hanging="360"/>
-        <w:rPr>
-          <w:rFonts w:ascii="Times New Roman" w:hAnsi="Times New Roman" w:cs="Times New Roman"/>
-          <w:sz w:val="28"/>
-          <w:szCs w:val="28"/>
-        </w:rPr>
-      </w:pPr>
-      <w:r>
-        <w:rPr>
-          <w:rFonts w:ascii="Times New Roman" w:hAnsi="Times New Roman" w:eastAsia="Times New Roman"/>
+        <w:spacing w:before="120" w:after="120" w:line="240" w:lineRule="auto"/>
+        <w:ind w:left="620" w:hanging="360"/>
+        <w:jc w:val="both"/>
+        <w:rPr>
+          <w:rFonts w:ascii="Times New Roman" w:hAnsi="Times New Roman" w:cs="Times New Roman"/>
+          <w:sz w:val="28"/>
+          <w:szCs w:val="28"/>
+        </w:rPr>
+      </w:pPr>
+      <w:r>
+        <w:rPr>
+          <w:rFonts w:ascii="Times New Roman" w:eastAsia="Times New Roman" w:hAnsi="Times New Roman"/>
           <w:sz w:val="28"/>
         </w:rPr>
         <w:t>1.  Hãy viết kế hoạch quảng cáo Facebook Ads 30 ngày cho SP/DV = [___], gồm target – ngân sách – KPI.</w:t>
@@ -500,17 +531,18 @@
     </w:p>
     <w:p>
       <w:pPr>
-        <w:spacing/>
-        <w:ind w:left="620" w:hanging="360"/>
-        <w:rPr>
-          <w:rFonts w:ascii="Times New Roman" w:hAnsi="Times New Roman" w:cs="Times New Roman"/>
-          <w:sz w:val="28"/>
-          <w:szCs w:val="28"/>
-        </w:rPr>
-      </w:pPr>
-      <w:r>
-        <w:rPr>
-          <w:rFonts w:ascii="Times New Roman" w:hAnsi="Times New Roman" w:eastAsia="Times New Roman"/>
+        <w:spacing w:before="120" w:after="120" w:line="240" w:lineRule="auto"/>
+        <w:ind w:left="620" w:hanging="360"/>
+        <w:jc w:val="both"/>
+        <w:rPr>
+          <w:rFonts w:ascii="Times New Roman" w:hAnsi="Times New Roman" w:cs="Times New Roman"/>
+          <w:sz w:val="28"/>
+          <w:szCs w:val="28"/>
+        </w:rPr>
+      </w:pPr>
+      <w:r>
+        <w:rPr>
+          <w:rFonts w:ascii="Times New Roman" w:eastAsia="Times New Roman" w:hAnsi="Times New Roman"/>
           <w:sz w:val="28"/>
         </w:rPr>
         <w:t>2.  Tạo kịch bản video TikTok 30 giây viral để quảng bá SP/DV = [___]</w:t>
@@ -518,17 +550,18 @@
     </w:p>
     <w:p>
       <w:pPr>
-        <w:spacing/>
-        <w:ind w:left="620" w:hanging="360"/>
-        <w:rPr>
-          <w:rFonts w:ascii="Times New Roman" w:hAnsi="Times New Roman" w:cs="Times New Roman"/>
-          <w:sz w:val="28"/>
-          <w:szCs w:val="28"/>
-        </w:rPr>
-      </w:pPr>
-      <w:r>
-        <w:rPr>
-          <w:rFonts w:ascii="Times New Roman" w:hAnsi="Times New Roman" w:eastAsia="Times New Roman"/>
+        <w:spacing w:before="120" w:after="120" w:line="240" w:lineRule="auto"/>
+        <w:ind w:left="620" w:hanging="360"/>
+        <w:jc w:val="both"/>
+        <w:rPr>
+          <w:rFonts w:ascii="Times New Roman" w:hAnsi="Times New Roman" w:cs="Times New Roman"/>
+          <w:sz w:val="28"/>
+          <w:szCs w:val="28"/>
+        </w:rPr>
+      </w:pPr>
+      <w:r>
+        <w:rPr>
+          <w:rFonts w:ascii="Times New Roman" w:eastAsia="Times New Roman" w:hAnsi="Times New Roman"/>
           <w:sz w:val="28"/>
         </w:rPr>
         <w:t>3.  Viết kịch bản YouTube Ads 60 giây thu hút khách hàng tiềm năng cho SP/DV = [___].</w:t>
@@ -536,17 +569,18 @@
     </w:p>
     <w:p>
       <w:pPr>
-        <w:spacing/>
-        <w:ind w:left="620" w:hanging="360"/>
-        <w:rPr>
-          <w:rFonts w:ascii="Times New Roman" w:hAnsi="Times New Roman" w:cs="Times New Roman"/>
-          <w:sz w:val="28"/>
-          <w:szCs w:val="28"/>
-        </w:rPr>
-      </w:pPr>
-      <w:r>
-        <w:rPr>
-          <w:rFonts w:ascii="Times New Roman" w:hAnsi="Times New Roman" w:eastAsia="Times New Roman"/>
+        <w:spacing w:before="120" w:after="120" w:line="240" w:lineRule="auto"/>
+        <w:ind w:left="620" w:hanging="360"/>
+        <w:jc w:val="both"/>
+        <w:rPr>
+          <w:rFonts w:ascii="Times New Roman" w:hAnsi="Times New Roman" w:cs="Times New Roman"/>
+          <w:sz w:val="28"/>
+          <w:szCs w:val="28"/>
+        </w:rPr>
+      </w:pPr>
+      <w:r>
+        <w:rPr>
+          <w:rFonts w:ascii="Times New Roman" w:eastAsia="Times New Roman" w:hAnsi="Times New Roman"/>
           <w:sz w:val="28"/>
         </w:rPr>
         <w:t>4.  Hãy lập chiến dịch quảng cáo Google Ads từ khóa dài cho SP/DV = [___].</w:t>
@@ -554,17 +588,18 @@
     </w:p>
     <w:p>
       <w:pPr>
-        <w:spacing/>
-        <w:ind w:left="620" w:hanging="360"/>
-        <w:rPr>
-          <w:rFonts w:ascii="Times New Roman" w:hAnsi="Times New Roman" w:cs="Times New Roman"/>
-          <w:sz w:val="28"/>
-          <w:szCs w:val="28"/>
-        </w:rPr>
-      </w:pPr>
-      <w:r>
-        <w:rPr>
-          <w:rFonts w:ascii="Times New Roman" w:hAnsi="Times New Roman" w:eastAsia="Times New Roman"/>
+        <w:spacing w:before="120" w:after="120" w:line="240" w:lineRule="auto"/>
+        <w:ind w:left="620" w:hanging="360"/>
+        <w:jc w:val="both"/>
+        <w:rPr>
+          <w:rFonts w:ascii="Times New Roman" w:hAnsi="Times New Roman" w:cs="Times New Roman"/>
+          <w:sz w:val="28"/>
+          <w:szCs w:val="28"/>
+        </w:rPr>
+      </w:pPr>
+      <w:r>
+        <w:rPr>
+          <w:rFonts w:ascii="Times New Roman" w:eastAsia="Times New Roman" w:hAnsi="Times New Roman"/>
           <w:sz w:val="28"/>
         </w:rPr>
         <w:t>5.  Soạn kế hoạch email marketing nuôi dưỡng khách hàng với 5 email liên tiếp cho SP/DV = [___].</w:t>
@@ -572,17 +607,18 @@
     </w:p>
     <w:p>
       <w:pPr>
-        <w:spacing/>
-        <w:ind w:left="620" w:hanging="360"/>
-        <w:rPr>
-          <w:rFonts w:ascii="Times New Roman" w:hAnsi="Times New Roman" w:cs="Times New Roman"/>
-          <w:sz w:val="28"/>
-          <w:szCs w:val="28"/>
-        </w:rPr>
-      </w:pPr>
-      <w:r>
-        <w:rPr>
-          <w:rFonts w:ascii="Times New Roman" w:hAnsi="Times New Roman" w:eastAsia="Times New Roman"/>
+        <w:spacing w:before="120" w:after="120" w:line="240" w:lineRule="auto"/>
+        <w:ind w:left="620" w:hanging="360"/>
+        <w:jc w:val="both"/>
+        <w:rPr>
+          <w:rFonts w:ascii="Times New Roman" w:hAnsi="Times New Roman" w:cs="Times New Roman"/>
+          <w:sz w:val="28"/>
+          <w:szCs w:val="28"/>
+        </w:rPr>
+      </w:pPr>
+      <w:r>
+        <w:rPr>
+          <w:rFonts w:ascii="Times New Roman" w:eastAsia="Times New Roman" w:hAnsi="Times New Roman"/>
           <w:sz w:val="28"/>
         </w:rPr>
         <w:t>6.  Hãy viết lịch content 30 ngày cho fanpage Facebook về SP/DV = [___].</w:t>
@@ -590,17 +626,18 @@
     </w:p>
     <w:p>
       <w:pPr>
-        <w:spacing/>
-        <w:ind w:left="620" w:hanging="360"/>
-        <w:rPr>
-          <w:rFonts w:ascii="Times New Roman" w:hAnsi="Times New Roman" w:cs="Times New Roman"/>
-          <w:sz w:val="28"/>
-          <w:szCs w:val="28"/>
-        </w:rPr>
-      </w:pPr>
-      <w:r>
-        <w:rPr>
-          <w:rFonts w:ascii="Times New Roman" w:hAnsi="Times New Roman" w:eastAsia="Times New Roman"/>
+        <w:spacing w:before="120" w:after="120" w:line="240" w:lineRule="auto"/>
+        <w:ind w:left="620" w:hanging="360"/>
+        <w:jc w:val="both"/>
+        <w:rPr>
+          <w:rFonts w:ascii="Times New Roman" w:hAnsi="Times New Roman" w:cs="Times New Roman"/>
+          <w:sz w:val="28"/>
+          <w:szCs w:val="28"/>
+        </w:rPr>
+      </w:pPr>
+      <w:r>
+        <w:rPr>
+          <w:rFonts w:ascii="Times New Roman" w:eastAsia="Times New Roman" w:hAnsi="Times New Roman"/>
           <w:sz w:val="28"/>
         </w:rPr>
         <w:t>7.  Viết 10 mẫu quảng cáo Google Ads cho SP/DV = [___], mỗi mẫu ≤ 30 ký tự tiêu đề.</w:t>
@@ -608,17 +645,18 @@
     </w:p>
     <w:p>
       <w:pPr>
-        <w:spacing/>
-        <w:ind w:left="620" w:hanging="360"/>
-        <w:rPr>
-          <w:rFonts w:ascii="Times New Roman" w:hAnsi="Times New Roman" w:cs="Times New Roman"/>
-          <w:sz w:val="28"/>
-          <w:szCs w:val="28"/>
-        </w:rPr>
-      </w:pPr>
-      <w:r>
-        <w:rPr>
-          <w:rFonts w:ascii="Times New Roman" w:hAnsi="Times New Roman" w:eastAsia="Times New Roman"/>
+        <w:spacing w:before="120" w:after="120" w:line="240" w:lineRule="auto"/>
+        <w:ind w:left="620" w:hanging="360"/>
+        <w:jc w:val="both"/>
+        <w:rPr>
+          <w:rFonts w:ascii="Times New Roman" w:hAnsi="Times New Roman" w:cs="Times New Roman"/>
+          <w:sz w:val="28"/>
+          <w:szCs w:val="28"/>
+        </w:rPr>
+      </w:pPr>
+      <w:r>
+        <w:rPr>
+          <w:rFonts w:ascii="Times New Roman" w:eastAsia="Times New Roman" w:hAnsi="Times New Roman"/>
           <w:sz w:val="28"/>
         </w:rPr>
         <w:t>8.  Soạn kế hoạch remarketing cho khách hàng từng ghé website SP/DV = [___] nhưng chưa mua.</w:t>
@@ -626,17 +664,18 @@
     </w:p>
     <w:p>
       <w:pPr>
-        <w:spacing/>
-        <w:ind w:left="620" w:hanging="360"/>
-        <w:rPr>
-          <w:rFonts w:ascii="Times New Roman" w:hAnsi="Times New Roman" w:cs="Times New Roman"/>
-          <w:sz w:val="28"/>
-          <w:szCs w:val="28"/>
-        </w:rPr>
-      </w:pPr>
-      <w:r>
-        <w:rPr>
-          <w:rFonts w:ascii="Times New Roman" w:hAnsi="Times New Roman" w:eastAsia="Times New Roman"/>
+        <w:spacing w:before="120" w:after="120" w:line="240" w:lineRule="auto"/>
+        <w:ind w:left="620" w:hanging="360"/>
+        <w:jc w:val="both"/>
+        <w:rPr>
+          <w:rFonts w:ascii="Times New Roman" w:hAnsi="Times New Roman" w:cs="Times New Roman"/>
+          <w:sz w:val="28"/>
+          <w:szCs w:val="28"/>
+        </w:rPr>
+      </w:pPr>
+      <w:r>
+        <w:rPr>
+          <w:rFonts w:ascii="Times New Roman" w:eastAsia="Times New Roman" w:hAnsi="Times New Roman"/>
           <w:sz w:val="28"/>
         </w:rPr>
         <w:t>9.  Viết chiến lược SEO 6 tháng để đưa website SP/DV = [___] lên top Google.</w:t>
@@ -644,17 +683,18 @@
     </w:p>
     <w:p>
       <w:pPr>
-        <w:spacing/>
-        <w:ind w:left="620" w:hanging="360"/>
-        <w:rPr>
-          <w:rFonts w:ascii="Times New Roman" w:hAnsi="Times New Roman" w:cs="Times New Roman"/>
-          <w:sz w:val="28"/>
-          <w:szCs w:val="28"/>
-        </w:rPr>
-      </w:pPr>
-      <w:r>
-        <w:rPr>
-          <w:rFonts w:ascii="Times New Roman" w:hAnsi="Times New Roman" w:eastAsia="Times New Roman"/>
+        <w:spacing w:before="120" w:after="120" w:line="240" w:lineRule="auto"/>
+        <w:ind w:left="620" w:hanging="360"/>
+        <w:jc w:val="both"/>
+        <w:rPr>
+          <w:rFonts w:ascii="Times New Roman" w:hAnsi="Times New Roman" w:cs="Times New Roman"/>
+          <w:sz w:val="28"/>
+          <w:szCs w:val="28"/>
+        </w:rPr>
+      </w:pPr>
+      <w:r>
+        <w:rPr>
+          <w:rFonts w:ascii="Times New Roman" w:eastAsia="Times New Roman" w:hAnsi="Times New Roman"/>
           <w:sz w:val="28"/>
         </w:rPr>
         <w:t>10.Tạo kế hoạch social media marketing đa nền tảng cho SP/DV = [___] (Facebook, TikTok, Instagram, LinkedIn).</w:t>
@@ -662,9 +702,8 @@
     </w:p>
     <w:p>
       <w:pPr>
-        <w:keepNext w:val="0"/>
-        <w:keepLines w:val="0"/>
-        <w:spacing/>
+        <w:spacing w:before="120" w:after="120" w:line="240" w:lineRule="auto"/>
+        <w:jc w:val="both"/>
         <w:rPr>
           <w:rFonts w:ascii="Times New Roman" w:hAnsi="Times New Roman" w:cs="Times New Roman"/>
           <w:b/>
@@ -675,7 +714,7 @@
       </w:pPr>
       <w:r>
         <w:rPr>
-          <w:rFonts w:ascii="Times New Roman" w:hAnsi="Times New Roman" w:eastAsia="Times New Roman"/>
+          <w:rFonts w:ascii="Times New Roman" w:eastAsia="Times New Roman" w:hAnsi="Times New Roman"/>
           <w:b/>
           <w:sz w:val="28"/>
         </w:rPr>
@@ -684,17 +723,18 @@
     </w:p>
     <w:p>
       <w:pPr>
-        <w:spacing/>
-        <w:ind w:left="620" w:hanging="360"/>
-        <w:rPr>
-          <w:rFonts w:ascii="Times New Roman" w:hAnsi="Times New Roman" w:cs="Times New Roman"/>
-          <w:sz w:val="28"/>
-          <w:szCs w:val="28"/>
-        </w:rPr>
-      </w:pPr>
-      <w:r>
-        <w:rPr>
-          <w:rFonts w:ascii="Times New Roman" w:hAnsi="Times New Roman" w:eastAsia="Times New Roman"/>
+        <w:spacing w:before="120" w:after="120" w:line="240" w:lineRule="auto"/>
+        <w:ind w:left="620" w:hanging="360"/>
+        <w:jc w:val="both"/>
+        <w:rPr>
+          <w:rFonts w:ascii="Times New Roman" w:hAnsi="Times New Roman" w:cs="Times New Roman"/>
+          <w:sz w:val="28"/>
+          <w:szCs w:val="28"/>
+        </w:rPr>
+      </w:pPr>
+      <w:r>
+        <w:rPr>
+          <w:rFonts w:ascii="Times New Roman" w:eastAsia="Times New Roman" w:hAnsi="Times New Roman"/>
           <w:sz w:val="28"/>
         </w:rPr>
         <w:t>1.  Hãy viết bản định vị thương hiệu (USP, RTB, Insight) cho SP/DV = [___].</w:t>
@@ -702,17 +742,18 @@
     </w:p>
     <w:p>
       <w:pPr>
-        <w:spacing/>
-        <w:ind w:left="620" w:hanging="360"/>
-        <w:rPr>
-          <w:rFonts w:ascii="Times New Roman" w:hAnsi="Times New Roman" w:cs="Times New Roman"/>
-          <w:sz w:val="28"/>
-          <w:szCs w:val="28"/>
-        </w:rPr>
-      </w:pPr>
-      <w:r>
-        <w:rPr>
-          <w:rFonts w:ascii="Times New Roman" w:hAnsi="Times New Roman" w:eastAsia="Times New Roman"/>
+        <w:spacing w:before="120" w:after="120" w:line="240" w:lineRule="auto"/>
+        <w:ind w:left="620" w:hanging="360"/>
+        <w:jc w:val="both"/>
+        <w:rPr>
+          <w:rFonts w:ascii="Times New Roman" w:hAnsi="Times New Roman" w:cs="Times New Roman"/>
+          <w:sz w:val="28"/>
+          <w:szCs w:val="28"/>
+        </w:rPr>
+      </w:pPr>
+      <w:r>
+        <w:rPr>
+          <w:rFonts w:ascii="Times New Roman" w:eastAsia="Times New Roman" w:hAnsi="Times New Roman"/>
           <w:sz w:val="28"/>
         </w:rPr>
         <w:t>2.  Soạn 10 tagline độc đáo cho thương hiệu cung cấp SP/DV = [___].</w:t>
@@ -720,17 +761,18 @@
     </w:p>
     <w:p>
       <w:pPr>
-        <w:spacing/>
-        <w:ind w:left="620" w:hanging="360"/>
-        <w:rPr>
-          <w:rFonts w:ascii="Times New Roman" w:hAnsi="Times New Roman" w:cs="Times New Roman"/>
-          <w:sz w:val="28"/>
-          <w:szCs w:val="28"/>
-        </w:rPr>
-      </w:pPr>
-      <w:r>
-        <w:rPr>
-          <w:rFonts w:ascii="Times New Roman" w:hAnsi="Times New Roman" w:eastAsia="Times New Roman"/>
+        <w:spacing w:before="120" w:after="120" w:line="240" w:lineRule="auto"/>
+        <w:ind w:left="620" w:hanging="360"/>
+        <w:jc w:val="both"/>
+        <w:rPr>
+          <w:rFonts w:ascii="Times New Roman" w:hAnsi="Times New Roman" w:cs="Times New Roman"/>
+          <w:sz w:val="28"/>
+          <w:szCs w:val="28"/>
+        </w:rPr>
+      </w:pPr>
+      <w:r>
+        <w:rPr>
+          <w:rFonts w:ascii="Times New Roman" w:eastAsia="Times New Roman" w:hAnsi="Times New Roman"/>
           <w:sz w:val="28"/>
         </w:rPr>
         <w:t>3.  Viết câu chuyện thương hiệu đầy cảm hứng về hành trình xây dựng SP/DV = [___].</w:t>
@@ -738,17 +780,18 @@
     </w:p>
     <w:p>
       <w:pPr>
-        <w:spacing/>
-        <w:ind w:left="620" w:hanging="360"/>
-        <w:rPr>
-          <w:rFonts w:ascii="Times New Roman" w:hAnsi="Times New Roman" w:cs="Times New Roman"/>
-          <w:sz w:val="28"/>
-          <w:szCs w:val="28"/>
-        </w:rPr>
-      </w:pPr>
-      <w:r>
-        <w:rPr>
-          <w:rFonts w:ascii="Times New Roman" w:hAnsi="Times New Roman" w:eastAsia="Times New Roman"/>
+        <w:spacing w:before="120" w:after="120" w:line="240" w:lineRule="auto"/>
+        <w:ind w:left="620" w:hanging="360"/>
+        <w:jc w:val="both"/>
+        <w:rPr>
+          <w:rFonts w:ascii="Times New Roman" w:hAnsi="Times New Roman" w:cs="Times New Roman"/>
+          <w:sz w:val="28"/>
+          <w:szCs w:val="28"/>
+        </w:rPr>
+      </w:pPr>
+      <w:r>
+        <w:rPr>
+          <w:rFonts w:ascii="Times New Roman" w:eastAsia="Times New Roman" w:hAnsi="Times New Roman"/>
           <w:sz w:val="28"/>
         </w:rPr>
         <w:t>4.  Tạo bản Brand Key Model cho thương hiệu SP/DV = [___].</w:t>
@@ -756,17 +799,18 @@
     </w:p>
     <w:p>
       <w:pPr>
-        <w:spacing/>
-        <w:ind w:left="620" w:hanging="360"/>
-        <w:rPr>
-          <w:rFonts w:ascii="Times New Roman" w:hAnsi="Times New Roman" w:cs="Times New Roman"/>
-          <w:sz w:val="28"/>
-          <w:szCs w:val="28"/>
-        </w:rPr>
-      </w:pPr>
-      <w:r>
-        <w:rPr>
-          <w:rFonts w:ascii="Times New Roman" w:hAnsi="Times New Roman" w:eastAsia="Times New Roman"/>
+        <w:spacing w:before="120" w:after="120" w:line="240" w:lineRule="auto"/>
+        <w:ind w:left="620" w:hanging="360"/>
+        <w:jc w:val="both"/>
+        <w:rPr>
+          <w:rFonts w:ascii="Times New Roman" w:hAnsi="Times New Roman" w:cs="Times New Roman"/>
+          <w:sz w:val="28"/>
+          <w:szCs w:val="28"/>
+        </w:rPr>
+      </w:pPr>
+      <w:r>
+        <w:rPr>
+          <w:rFonts w:ascii="Times New Roman" w:eastAsia="Times New Roman" w:hAnsi="Times New Roman"/>
           <w:sz w:val="28"/>
         </w:rPr>
         <w:t>5.  Soạn chiến lược tái định vị thương hiệu khi đối thủ chiếm lĩnh thị trường SP/DV = [___].</w:t>
@@ -774,17 +818,18 @@
     </w:p>
     <w:p>
       <w:pPr>
-        <w:spacing/>
-        <w:ind w:left="620" w:hanging="360"/>
-        <w:rPr>
-          <w:rFonts w:ascii="Times New Roman" w:hAnsi="Times New Roman" w:cs="Times New Roman"/>
-          <w:sz w:val="28"/>
-          <w:szCs w:val="28"/>
-        </w:rPr>
-      </w:pPr>
-      <w:r>
-        <w:rPr>
-          <w:rFonts w:ascii="Times New Roman" w:hAnsi="Times New Roman" w:eastAsia="Times New Roman"/>
+        <w:spacing w:before="120" w:after="120" w:line="240" w:lineRule="auto"/>
+        <w:ind w:left="620" w:hanging="360"/>
+        <w:jc w:val="both"/>
+        <w:rPr>
+          <w:rFonts w:ascii="Times New Roman" w:hAnsi="Times New Roman" w:cs="Times New Roman"/>
+          <w:sz w:val="28"/>
+          <w:szCs w:val="28"/>
+        </w:rPr>
+      </w:pPr>
+      <w:r>
+        <w:rPr>
+          <w:rFonts w:ascii="Times New Roman" w:eastAsia="Times New Roman" w:hAnsi="Times New Roman"/>
           <w:sz w:val="28"/>
         </w:rPr>
         <w:t>6.  Viết bản tuyên ngôn sứ mệnh và giá trị cốt lõi cho thương hiệu SP/DV = [___].</w:t>
@@ -792,35 +837,38 @@
     </w:p>
     <w:p>
       <w:pPr>
-        <w:spacing/>
-        <w:ind w:left="620" w:hanging="360"/>
-        <w:rPr>
-          <w:rFonts w:ascii="Times New Roman" w:hAnsi="Times New Roman" w:cs="Times New Roman"/>
-          <w:sz w:val="28"/>
-          <w:szCs w:val="28"/>
-        </w:rPr>
-      </w:pPr>
-      <w:r>
-        <w:rPr>
-          <w:rFonts w:ascii="Times New Roman" w:hAnsi="Times New Roman" w:eastAsia="Times New Roman"/>
-          <w:sz w:val="28"/>
-        </w:rPr>
+        <w:spacing w:before="120" w:after="120" w:line="240" w:lineRule="auto"/>
+        <w:ind w:left="620" w:hanging="360"/>
+        <w:jc w:val="both"/>
+        <w:rPr>
+          <w:rFonts w:ascii="Times New Roman" w:hAnsi="Times New Roman" w:cs="Times New Roman"/>
+          <w:sz w:val="28"/>
+          <w:szCs w:val="28"/>
+        </w:rPr>
+      </w:pPr>
+      <w:r>
+        <w:rPr>
+          <w:rFonts w:ascii="Times New Roman" w:eastAsia="Times New Roman" w:hAnsi="Times New Roman"/>
+          <w:sz w:val="28"/>
+        </w:rPr>
+        <w:lastRenderedPageBreak/>
         <w:t>7.  Hãy sáng tạo 5 concept quảng cáo thương hiệu cho SP/DV = [___], mang tính đột phá.</w:t>
       </w:r>
     </w:p>
     <w:p>
       <w:pPr>
-        <w:spacing/>
-        <w:ind w:left="620" w:hanging="360"/>
-        <w:rPr>
-          <w:rFonts w:ascii="Times New Roman" w:hAnsi="Times New Roman" w:cs="Times New Roman"/>
-          <w:sz w:val="28"/>
-          <w:szCs w:val="28"/>
-        </w:rPr>
-      </w:pPr>
-      <w:r>
-        <w:rPr>
-          <w:rFonts w:ascii="Times New Roman" w:hAnsi="Times New Roman" w:eastAsia="Times New Roman"/>
+        <w:spacing w:before="120" w:after="120" w:line="240" w:lineRule="auto"/>
+        <w:ind w:left="620" w:hanging="360"/>
+        <w:jc w:val="both"/>
+        <w:rPr>
+          <w:rFonts w:ascii="Times New Roman" w:hAnsi="Times New Roman" w:cs="Times New Roman"/>
+          <w:sz w:val="28"/>
+          <w:szCs w:val="28"/>
+        </w:rPr>
+      </w:pPr>
+      <w:r>
+        <w:rPr>
+          <w:rFonts w:ascii="Times New Roman" w:eastAsia="Times New Roman" w:hAnsi="Times New Roman"/>
           <w:sz w:val="28"/>
         </w:rPr>
         <w:t>8.  Viết 10 câu slogan ngắn gọn, mạnh mẽ cho thương hiệu SP/DV = [___].</w:t>
@@ -828,17 +876,18 @@
     </w:p>
     <w:p>
       <w:pPr>
-        <w:spacing/>
-        <w:ind w:left="620" w:hanging="360"/>
-        <w:rPr>
-          <w:rFonts w:ascii="Times New Roman" w:hAnsi="Times New Roman" w:cs="Times New Roman"/>
-          <w:sz w:val="28"/>
-          <w:szCs w:val="28"/>
-        </w:rPr>
-      </w:pPr>
-      <w:r>
-        <w:rPr>
-          <w:rFonts w:ascii="Times New Roman" w:hAnsi="Times New Roman" w:eastAsia="Times New Roman"/>
+        <w:spacing w:before="120" w:after="120" w:line="240" w:lineRule="auto"/>
+        <w:ind w:left="620" w:hanging="360"/>
+        <w:jc w:val="both"/>
+        <w:rPr>
+          <w:rFonts w:ascii="Times New Roman" w:hAnsi="Times New Roman" w:cs="Times New Roman"/>
+          <w:sz w:val="28"/>
+          <w:szCs w:val="28"/>
+        </w:rPr>
+      </w:pPr>
+      <w:r>
+        <w:rPr>
+          <w:rFonts w:ascii="Times New Roman" w:eastAsia="Times New Roman" w:hAnsi="Times New Roman"/>
           <w:sz w:val="28"/>
         </w:rPr>
         <w:t>9.  Soạn kế hoạch xây dựng thương hiệu cá nhân xoay quanh SP/DV = [___].</w:t>
@@ -846,17 +895,18 @@
     </w:p>
     <w:p>
       <w:pPr>
-        <w:spacing/>
-        <w:ind w:left="620" w:hanging="360"/>
-        <w:rPr>
-          <w:rFonts w:ascii="Times New Roman" w:hAnsi="Times New Roman" w:cs="Times New Roman"/>
-          <w:sz w:val="28"/>
-          <w:szCs w:val="28"/>
-        </w:rPr>
-      </w:pPr>
-      <w:r>
-        <w:rPr>
-          <w:rFonts w:ascii="Times New Roman" w:hAnsi="Times New Roman" w:eastAsia="Times New Roman"/>
+        <w:spacing w:before="120" w:after="120" w:line="240" w:lineRule="auto"/>
+        <w:ind w:left="620" w:hanging="360"/>
+        <w:jc w:val="both"/>
+        <w:rPr>
+          <w:rFonts w:ascii="Times New Roman" w:hAnsi="Times New Roman" w:cs="Times New Roman"/>
+          <w:sz w:val="28"/>
+          <w:szCs w:val="28"/>
+        </w:rPr>
+      </w:pPr>
+      <w:r>
+        <w:rPr>
+          <w:rFonts w:ascii="Times New Roman" w:eastAsia="Times New Roman" w:hAnsi="Times New Roman"/>
           <w:sz w:val="28"/>
         </w:rPr>
         <w:t>10.Viết kịch bản video 2 phút kể câu chuyện thương hiệu SP/DV = [___].</w:t>
@@ -864,9 +914,8 @@
     </w:p>
     <w:p>
       <w:pPr>
-        <w:keepNext w:val="0"/>
-        <w:keepLines w:val="0"/>
-        <w:spacing/>
+        <w:spacing w:before="120" w:after="120" w:line="240" w:lineRule="auto"/>
+        <w:jc w:val="both"/>
         <w:rPr>
           <w:rFonts w:ascii="Times New Roman" w:hAnsi="Times New Roman" w:cs="Times New Roman"/>
           <w:b/>
@@ -877,7 +926,7 @@
       </w:pPr>
       <w:r>
         <w:rPr>
-          <w:rFonts w:ascii="Times New Roman" w:hAnsi="Times New Roman" w:eastAsia="Times New Roman"/>
+          <w:rFonts w:ascii="Times New Roman" w:eastAsia="Times New Roman" w:hAnsi="Times New Roman"/>
           <w:b/>
           <w:sz w:val="28"/>
         </w:rPr>
@@ -886,17 +935,18 @@
     </w:p>
     <w:p>
       <w:pPr>
-        <w:spacing/>
-        <w:ind w:left="620" w:hanging="360"/>
-        <w:rPr>
-          <w:rFonts w:ascii="Times New Roman" w:hAnsi="Times New Roman" w:cs="Times New Roman"/>
-          <w:sz w:val="28"/>
-          <w:szCs w:val="28"/>
-        </w:rPr>
-      </w:pPr>
-      <w:r>
-        <w:rPr>
-          <w:rFonts w:ascii="Times New Roman" w:hAnsi="Times New Roman" w:eastAsia="Times New Roman"/>
+        <w:spacing w:before="120" w:after="120" w:line="240" w:lineRule="auto"/>
+        <w:ind w:left="620" w:hanging="360"/>
+        <w:jc w:val="both"/>
+        <w:rPr>
+          <w:rFonts w:ascii="Times New Roman" w:hAnsi="Times New Roman" w:cs="Times New Roman"/>
+          <w:sz w:val="28"/>
+          <w:szCs w:val="28"/>
+        </w:rPr>
+      </w:pPr>
+      <w:r>
+        <w:rPr>
+          <w:rFonts w:ascii="Times New Roman" w:eastAsia="Times New Roman" w:hAnsi="Times New Roman"/>
           <w:sz w:val="28"/>
         </w:rPr>
         <w:t>1.  Hãy viết 30 ý tưởng content Facebook cho SP/DV = [___] để tăng tương tác.</w:t>
@@ -904,17 +954,18 @@
     </w:p>
     <w:p>
       <w:pPr>
-        <w:spacing/>
-        <w:ind w:left="620" w:hanging="360"/>
-        <w:rPr>
-          <w:rFonts w:ascii="Times New Roman" w:hAnsi="Times New Roman" w:cs="Times New Roman"/>
-          <w:sz w:val="28"/>
-          <w:szCs w:val="28"/>
-        </w:rPr>
-      </w:pPr>
-      <w:r>
-        <w:rPr>
-          <w:rFonts w:ascii="Times New Roman" w:hAnsi="Times New Roman" w:eastAsia="Times New Roman"/>
+        <w:spacing w:before="120" w:after="120" w:line="240" w:lineRule="auto"/>
+        <w:ind w:left="620" w:hanging="360"/>
+        <w:jc w:val="both"/>
+        <w:rPr>
+          <w:rFonts w:ascii="Times New Roman" w:hAnsi="Times New Roman" w:cs="Times New Roman"/>
+          <w:sz w:val="28"/>
+          <w:szCs w:val="28"/>
+        </w:rPr>
+      </w:pPr>
+      <w:r>
+        <w:rPr>
+          <w:rFonts w:ascii="Times New Roman" w:eastAsia="Times New Roman" w:hAnsi="Times New Roman"/>
           <w:sz w:val="28"/>
         </w:rPr>
         <w:t>2.  Soạn 10 bài blog SEO dài 1.500 từ cho website về SP/DV = [___].</w:t>
@@ -922,17 +973,18 @@
     </w:p>
     <w:p>
       <w:pPr>
-        <w:spacing/>
-        <w:ind w:left="620" w:hanging="360"/>
-        <w:rPr>
-          <w:rFonts w:ascii="Times New Roman" w:hAnsi="Times New Roman" w:cs="Times New Roman"/>
-          <w:sz w:val="28"/>
-          <w:szCs w:val="28"/>
-        </w:rPr>
-      </w:pPr>
-      <w:r>
-        <w:rPr>
-          <w:rFonts w:ascii="Times New Roman" w:hAnsi="Times New Roman" w:eastAsia="Times New Roman"/>
+        <w:spacing w:before="120" w:after="120" w:line="240" w:lineRule="auto"/>
+        <w:ind w:left="620" w:hanging="360"/>
+        <w:jc w:val="both"/>
+        <w:rPr>
+          <w:rFonts w:ascii="Times New Roman" w:hAnsi="Times New Roman" w:cs="Times New Roman"/>
+          <w:sz w:val="28"/>
+          <w:szCs w:val="28"/>
+        </w:rPr>
+      </w:pPr>
+      <w:r>
+        <w:rPr>
+          <w:rFonts w:ascii="Times New Roman" w:eastAsia="Times New Roman" w:hAnsi="Times New Roman"/>
           <w:sz w:val="28"/>
         </w:rPr>
         <w:t>3.  Viết kịch bản podcast 20 phút chia sẻ kiến thức liên quan đến SP/DV = [___].</w:t>
@@ -940,17 +992,18 @@
     </w:p>
     <w:p>
       <w:pPr>
-        <w:spacing/>
-        <w:ind w:left="620" w:hanging="360"/>
-        <w:rPr>
-          <w:rFonts w:ascii="Times New Roman" w:hAnsi="Times New Roman" w:cs="Times New Roman"/>
-          <w:sz w:val="28"/>
-          <w:szCs w:val="28"/>
-        </w:rPr>
-      </w:pPr>
-      <w:r>
-        <w:rPr>
-          <w:rFonts w:ascii="Times New Roman" w:hAnsi="Times New Roman" w:eastAsia="Times New Roman"/>
+        <w:spacing w:before="120" w:after="120" w:line="240" w:lineRule="auto"/>
+        <w:ind w:left="620" w:hanging="360"/>
+        <w:jc w:val="both"/>
+        <w:rPr>
+          <w:rFonts w:ascii="Times New Roman" w:hAnsi="Times New Roman" w:cs="Times New Roman"/>
+          <w:sz w:val="28"/>
+          <w:szCs w:val="28"/>
+        </w:rPr>
+      </w:pPr>
+      <w:r>
+        <w:rPr>
+          <w:rFonts w:ascii="Times New Roman" w:eastAsia="Times New Roman" w:hAnsi="Times New Roman"/>
           <w:sz w:val="28"/>
         </w:rPr>
         <w:t>4.  Tạo checklist 20 dạng content đa nền tảng có thể áp dụng cho SP/DV = [___].</w:t>
@@ -958,17 +1011,18 @@
     </w:p>
     <w:p>
       <w:pPr>
-        <w:spacing/>
-        <w:ind w:left="620" w:hanging="360"/>
-        <w:rPr>
-          <w:rFonts w:ascii="Times New Roman" w:hAnsi="Times New Roman" w:cs="Times New Roman"/>
-          <w:sz w:val="28"/>
-          <w:szCs w:val="28"/>
-        </w:rPr>
-      </w:pPr>
-      <w:r>
-        <w:rPr>
-          <w:rFonts w:ascii="Times New Roman" w:hAnsi="Times New Roman" w:eastAsia="Times New Roman"/>
+        <w:spacing w:before="120" w:after="120" w:line="240" w:lineRule="auto"/>
+        <w:ind w:left="620" w:hanging="360"/>
+        <w:jc w:val="both"/>
+        <w:rPr>
+          <w:rFonts w:ascii="Times New Roman" w:hAnsi="Times New Roman" w:cs="Times New Roman"/>
+          <w:sz w:val="28"/>
+          <w:szCs w:val="28"/>
+        </w:rPr>
+      </w:pPr>
+      <w:r>
+        <w:rPr>
+          <w:rFonts w:ascii="Times New Roman" w:eastAsia="Times New Roman" w:hAnsi="Times New Roman"/>
           <w:sz w:val="28"/>
         </w:rPr>
         <w:t>5.  Hãy viết bài PR báo chí cho thương hiệu SP/DV = [___], dài 800 từ.</w:t>
@@ -976,17 +1030,18 @@
     </w:p>
     <w:p>
       <w:pPr>
-        <w:spacing/>
-        <w:ind w:left="620" w:hanging="360"/>
-        <w:rPr>
-          <w:rFonts w:ascii="Times New Roman" w:hAnsi="Times New Roman" w:cs="Times New Roman"/>
-          <w:sz w:val="28"/>
-          <w:szCs w:val="28"/>
-        </w:rPr>
-      </w:pPr>
-      <w:r>
-        <w:rPr>
-          <w:rFonts w:ascii="Times New Roman" w:hAnsi="Times New Roman" w:eastAsia="Times New Roman"/>
+        <w:spacing w:before="120" w:after="120" w:line="240" w:lineRule="auto"/>
+        <w:ind w:left="620" w:hanging="360"/>
+        <w:jc w:val="both"/>
+        <w:rPr>
+          <w:rFonts w:ascii="Times New Roman" w:hAnsi="Times New Roman" w:cs="Times New Roman"/>
+          <w:sz w:val="28"/>
+          <w:szCs w:val="28"/>
+        </w:rPr>
+      </w:pPr>
+      <w:r>
+        <w:rPr>
+          <w:rFonts w:ascii="Times New Roman" w:eastAsia="Times New Roman" w:hAnsi="Times New Roman"/>
           <w:sz w:val="28"/>
         </w:rPr>
         <w:t>6.  Viết 10 bài đăng LinkedIn chuyên nghiệp để xây dựng uy tín thương hiệu SP/DV = [___].</w:t>
@@ -994,17 +1049,18 @@
     </w:p>
     <w:p>
       <w:pPr>
-        <w:spacing/>
-        <w:ind w:left="620" w:hanging="360"/>
-        <w:rPr>
-          <w:rFonts w:ascii="Times New Roman" w:hAnsi="Times New Roman" w:cs="Times New Roman"/>
-          <w:sz w:val="28"/>
-          <w:szCs w:val="28"/>
-        </w:rPr>
-      </w:pPr>
-      <w:r>
-        <w:rPr>
-          <w:rFonts w:ascii="Times New Roman" w:hAnsi="Times New Roman" w:eastAsia="Times New Roman"/>
+        <w:spacing w:before="120" w:after="120" w:line="240" w:lineRule="auto"/>
+        <w:ind w:left="620" w:hanging="360"/>
+        <w:jc w:val="both"/>
+        <w:rPr>
+          <w:rFonts w:ascii="Times New Roman" w:hAnsi="Times New Roman" w:cs="Times New Roman"/>
+          <w:sz w:val="28"/>
+          <w:szCs w:val="28"/>
+        </w:rPr>
+      </w:pPr>
+      <w:r>
+        <w:rPr>
+          <w:rFonts w:ascii="Times New Roman" w:eastAsia="Times New Roman" w:hAnsi="Times New Roman"/>
           <w:sz w:val="28"/>
         </w:rPr>
         <w:t>7.  Soạn kịch bản series TikTok 10 video xoay quanh SP/DV = [___].</w:t>
@@ -1012,17 +1068,18 @@
     </w:p>
     <w:p>
       <w:pPr>
-        <w:spacing/>
-        <w:ind w:left="620" w:hanging="360"/>
-        <w:rPr>
-          <w:rFonts w:ascii="Times New Roman" w:hAnsi="Times New Roman" w:cs="Times New Roman"/>
-          <w:sz w:val="28"/>
-          <w:szCs w:val="28"/>
-        </w:rPr>
-      </w:pPr>
-      <w:r>
-        <w:rPr>
-          <w:rFonts w:ascii="Times New Roman" w:hAnsi="Times New Roman" w:eastAsia="Times New Roman"/>
+        <w:spacing w:before="120" w:after="120" w:line="240" w:lineRule="auto"/>
+        <w:ind w:left="620" w:hanging="360"/>
+        <w:jc w:val="both"/>
+        <w:rPr>
+          <w:rFonts w:ascii="Times New Roman" w:hAnsi="Times New Roman" w:cs="Times New Roman"/>
+          <w:sz w:val="28"/>
+          <w:szCs w:val="28"/>
+        </w:rPr>
+      </w:pPr>
+      <w:r>
+        <w:rPr>
+          <w:rFonts w:ascii="Times New Roman" w:eastAsia="Times New Roman" w:hAnsi="Times New Roman"/>
           <w:sz w:val="28"/>
         </w:rPr>
         <w:t>8.  Viết bài post viral 200 từ trên Facebook để ra mắt SP/DV = [___].</w:t>
@@ -1030,17 +1087,18 @@
     </w:p>
     <w:p>
       <w:pPr>
-        <w:spacing/>
-        <w:ind w:left="620" w:hanging="360"/>
-        <w:rPr>
-          <w:rFonts w:ascii="Times New Roman" w:hAnsi="Times New Roman" w:cs="Times New Roman"/>
-          <w:sz w:val="28"/>
-          <w:szCs w:val="28"/>
-        </w:rPr>
-      </w:pPr>
-      <w:r>
-        <w:rPr>
-          <w:rFonts w:ascii="Times New Roman" w:hAnsi="Times New Roman" w:eastAsia="Times New Roman"/>
+        <w:spacing w:before="120" w:after="120" w:line="240" w:lineRule="auto"/>
+        <w:ind w:left="620" w:hanging="360"/>
+        <w:jc w:val="both"/>
+        <w:rPr>
+          <w:rFonts w:ascii="Times New Roman" w:hAnsi="Times New Roman" w:cs="Times New Roman"/>
+          <w:sz w:val="28"/>
+          <w:szCs w:val="28"/>
+        </w:rPr>
+      </w:pPr>
+      <w:r>
+        <w:rPr>
+          <w:rFonts w:ascii="Times New Roman" w:eastAsia="Times New Roman" w:hAnsi="Times New Roman"/>
           <w:sz w:val="28"/>
         </w:rPr>
         <w:t>9.  Soạn 5 email newsletter chia sẻ giá trị hữu ích liên quan đến SP/DV = [___].</w:t>
@@ -1048,17 +1106,18 @@
     </w:p>
     <w:p>
       <w:pPr>
-        <w:spacing/>
-        <w:ind w:left="620" w:hanging="360"/>
-        <w:rPr>
-          <w:rFonts w:ascii="Times New Roman" w:hAnsi="Times New Roman" w:cs="Times New Roman"/>
-          <w:sz w:val="28"/>
-          <w:szCs w:val="28"/>
-        </w:rPr>
-      </w:pPr>
-      <w:r>
-        <w:rPr>
-          <w:rFonts w:ascii="Times New Roman" w:hAnsi="Times New Roman" w:eastAsia="Times New Roman"/>
+        <w:spacing w:before="120" w:after="120" w:line="240" w:lineRule="auto"/>
+        <w:ind w:left="620" w:hanging="360"/>
+        <w:jc w:val="both"/>
+        <w:rPr>
+          <w:rFonts w:ascii="Times New Roman" w:hAnsi="Times New Roman" w:cs="Times New Roman"/>
+          <w:sz w:val="28"/>
+          <w:szCs w:val="28"/>
+        </w:rPr>
+      </w:pPr>
+      <w:r>
+        <w:rPr>
+          <w:rFonts w:ascii="Times New Roman" w:eastAsia="Times New Roman" w:hAnsi="Times New Roman"/>
           <w:sz w:val="28"/>
         </w:rPr>
         <w:t>10.Viết bài viết storytelling cảm động về khách hàng đã thay đổi cuộc sống nhờ SP/DV = [___].</w:t>
@@ -1066,9 +1125,8 @@
     </w:p>
     <w:p>
       <w:pPr>
-        <w:keepNext w:val="0"/>
-        <w:keepLines w:val="0"/>
-        <w:spacing/>
+        <w:spacing w:before="120" w:after="120" w:line="240" w:lineRule="auto"/>
+        <w:jc w:val="both"/>
         <w:rPr>
           <w:rFonts w:ascii="Times New Roman" w:hAnsi="Times New Roman" w:cs="Times New Roman"/>
           <w:b/>
@@ -1079,7 +1137,7 @@
       </w:pPr>
       <w:r>
         <w:rPr>
-          <w:rFonts w:ascii="Times New Roman" w:hAnsi="Times New Roman" w:eastAsia="Times New Roman"/>
+          <w:rFonts w:ascii="Times New Roman" w:eastAsia="Times New Roman" w:hAnsi="Times New Roman"/>
           <w:b/>
           <w:sz w:val="28"/>
         </w:rPr>
@@ -1088,17 +1146,18 @@
     </w:p>
     <w:p>
       <w:pPr>
-        <w:spacing/>
-        <w:ind w:left="620" w:hanging="360"/>
-        <w:rPr>
-          <w:rFonts w:ascii="Times New Roman" w:hAnsi="Times New Roman" w:cs="Times New Roman"/>
-          <w:sz w:val="28"/>
-          <w:szCs w:val="28"/>
-        </w:rPr>
-      </w:pPr>
-      <w:r>
-        <w:rPr>
-          <w:rFonts w:ascii="Times New Roman" w:hAnsi="Times New Roman" w:eastAsia="Times New Roman"/>
+        <w:spacing w:before="120" w:after="120" w:line="240" w:lineRule="auto"/>
+        <w:ind w:left="620" w:hanging="360"/>
+        <w:jc w:val="both"/>
+        <w:rPr>
+          <w:rFonts w:ascii="Times New Roman" w:hAnsi="Times New Roman" w:cs="Times New Roman"/>
+          <w:sz w:val="28"/>
+          <w:szCs w:val="28"/>
+        </w:rPr>
+      </w:pPr>
+      <w:r>
+        <w:rPr>
+          <w:rFonts w:ascii="Times New Roman" w:eastAsia="Times New Roman" w:hAnsi="Times New Roman"/>
           <w:sz w:val="28"/>
         </w:rPr>
         <w:t>1.  Hãy viết 5 ý tưởng quảng cáo ngoài trời (OOH) sáng tạo cho SP/DV = [___].</w:t>
@@ -1106,17 +1165,18 @@
     </w:p>
     <w:p>
       <w:pPr>
-        <w:spacing/>
-        <w:ind w:left="620" w:hanging="360"/>
-        <w:rPr>
-          <w:rFonts w:ascii="Times New Roman" w:hAnsi="Times New Roman" w:cs="Times New Roman"/>
-          <w:sz w:val="28"/>
-          <w:szCs w:val="28"/>
-        </w:rPr>
-      </w:pPr>
-      <w:r>
-        <w:rPr>
-          <w:rFonts w:ascii="Times New Roman" w:hAnsi="Times New Roman" w:eastAsia="Times New Roman"/>
+        <w:spacing w:before="120" w:after="120" w:line="240" w:lineRule="auto"/>
+        <w:ind w:left="620" w:hanging="360"/>
+        <w:jc w:val="both"/>
+        <w:rPr>
+          <w:rFonts w:ascii="Times New Roman" w:hAnsi="Times New Roman" w:cs="Times New Roman"/>
+          <w:sz w:val="28"/>
+          <w:szCs w:val="28"/>
+        </w:rPr>
+      </w:pPr>
+      <w:r>
+        <w:rPr>
+          <w:rFonts w:ascii="Times New Roman" w:eastAsia="Times New Roman" w:hAnsi="Times New Roman"/>
           <w:sz w:val="28"/>
         </w:rPr>
         <w:t>2.  Tạo kịch bản quảng cáo TVC 30 giây truyền cảm hứng cho SP/DV = [___].</w:t>
@@ -1124,17 +1184,18 @@
     </w:p>
     <w:p>
       <w:pPr>
-        <w:spacing/>
-        <w:ind w:left="620" w:hanging="360"/>
-        <w:rPr>
-          <w:rFonts w:ascii="Times New Roman" w:hAnsi="Times New Roman" w:cs="Times New Roman"/>
-          <w:sz w:val="28"/>
-          <w:szCs w:val="28"/>
-        </w:rPr>
-      </w:pPr>
-      <w:r>
-        <w:rPr>
-          <w:rFonts w:ascii="Times New Roman" w:hAnsi="Times New Roman" w:eastAsia="Times New Roman"/>
+        <w:spacing w:before="120" w:after="120" w:line="240" w:lineRule="auto"/>
+        <w:ind w:left="620" w:hanging="360"/>
+        <w:jc w:val="both"/>
+        <w:rPr>
+          <w:rFonts w:ascii="Times New Roman" w:hAnsi="Times New Roman" w:cs="Times New Roman"/>
+          <w:sz w:val="28"/>
+          <w:szCs w:val="28"/>
+        </w:rPr>
+      </w:pPr>
+      <w:r>
+        <w:rPr>
+          <w:rFonts w:ascii="Times New Roman" w:eastAsia="Times New Roman" w:hAnsi="Times New Roman"/>
           <w:sz w:val="28"/>
         </w:rPr>
         <w:t>3.  Viết ý tưởng chiến dịch guerilla marketing đột phá cho SP/DV = [___].</w:t>
@@ -1142,17 +1203,18 @@
     </w:p>
     <w:p>
       <w:pPr>
-        <w:spacing/>
-        <w:ind w:left="620" w:hanging="360"/>
-        <w:rPr>
-          <w:rFonts w:ascii="Times New Roman" w:hAnsi="Times New Roman" w:cs="Times New Roman"/>
-          <w:sz w:val="28"/>
-          <w:szCs w:val="28"/>
-        </w:rPr>
-      </w:pPr>
-      <w:r>
-        <w:rPr>
-          <w:rFonts w:ascii="Times New Roman" w:hAnsi="Times New Roman" w:eastAsia="Times New Roman"/>
+        <w:spacing w:before="120" w:after="120" w:line="240" w:lineRule="auto"/>
+        <w:ind w:left="620" w:hanging="360"/>
+        <w:jc w:val="both"/>
+        <w:rPr>
+          <w:rFonts w:ascii="Times New Roman" w:hAnsi="Times New Roman" w:cs="Times New Roman"/>
+          <w:sz w:val="28"/>
+          <w:szCs w:val="28"/>
+        </w:rPr>
+      </w:pPr>
+      <w:r>
+        <w:rPr>
+          <w:rFonts w:ascii="Times New Roman" w:eastAsia="Times New Roman" w:hAnsi="Times New Roman"/>
           <w:sz w:val="28"/>
         </w:rPr>
         <w:t>4.  Soạn kịch bản viral challenge trên TikTok để lan tỏa SP/DV = [___].</w:t>
@@ -1160,17 +1222,18 @@
     </w:p>
     <w:p>
       <w:pPr>
-        <w:spacing/>
-        <w:ind w:left="620" w:hanging="360"/>
-        <w:rPr>
-          <w:rFonts w:ascii="Times New Roman" w:hAnsi="Times New Roman" w:cs="Times New Roman"/>
-          <w:sz w:val="28"/>
-          <w:szCs w:val="28"/>
-        </w:rPr>
-      </w:pPr>
-      <w:r>
-        <w:rPr>
-          <w:rFonts w:ascii="Times New Roman" w:hAnsi="Times New Roman" w:eastAsia="Times New Roman"/>
+        <w:spacing w:before="120" w:after="120" w:line="240" w:lineRule="auto"/>
+        <w:ind w:left="620" w:hanging="360"/>
+        <w:jc w:val="both"/>
+        <w:rPr>
+          <w:rFonts w:ascii="Times New Roman" w:hAnsi="Times New Roman" w:cs="Times New Roman"/>
+          <w:sz w:val="28"/>
+          <w:szCs w:val="28"/>
+        </w:rPr>
+      </w:pPr>
+      <w:r>
+        <w:rPr>
+          <w:rFonts w:ascii="Times New Roman" w:eastAsia="Times New Roman" w:hAnsi="Times New Roman"/>
           <w:sz w:val="28"/>
         </w:rPr>
         <w:t>5.  Hãy viết 10 tiêu đề quảng cáo Facebook Ads thu hút cho SP/DV = [___].</w:t>
@@ -1178,17 +1241,18 @@
     </w:p>
     <w:p>
       <w:pPr>
-        <w:spacing/>
-        <w:ind w:left="620" w:hanging="360"/>
-        <w:rPr>
-          <w:rFonts w:ascii="Times New Roman" w:hAnsi="Times New Roman" w:cs="Times New Roman"/>
-          <w:sz w:val="28"/>
-          <w:szCs w:val="28"/>
-        </w:rPr>
-      </w:pPr>
-      <w:r>
-        <w:rPr>
-          <w:rFonts w:ascii="Times New Roman" w:hAnsi="Times New Roman" w:eastAsia="Times New Roman"/>
+        <w:spacing w:before="120" w:after="120" w:line="240" w:lineRule="auto"/>
+        <w:ind w:left="620" w:hanging="360"/>
+        <w:jc w:val="both"/>
+        <w:rPr>
+          <w:rFonts w:ascii="Times New Roman" w:hAnsi="Times New Roman" w:cs="Times New Roman"/>
+          <w:sz w:val="28"/>
+          <w:szCs w:val="28"/>
+        </w:rPr>
+      </w:pPr>
+      <w:r>
+        <w:rPr>
+          <w:rFonts w:ascii="Times New Roman" w:eastAsia="Times New Roman" w:hAnsi="Times New Roman"/>
           <w:sz w:val="28"/>
         </w:rPr>
         <w:t>6.  Tạo concept quảng cáo lấy cảm hứng từ văn hóa Việt Nam cho SP/DV = [___].</w:t>
@@ -1196,17 +1260,18 @@
     </w:p>
     <w:p>
       <w:pPr>
-        <w:spacing/>
-        <w:ind w:left="620" w:hanging="360"/>
-        <w:rPr>
-          <w:rFonts w:ascii="Times New Roman" w:hAnsi="Times New Roman" w:cs="Times New Roman"/>
-          <w:sz w:val="28"/>
-          <w:szCs w:val="28"/>
-        </w:rPr>
-      </w:pPr>
-      <w:r>
-        <w:rPr>
-          <w:rFonts w:ascii="Times New Roman" w:hAnsi="Times New Roman" w:eastAsia="Times New Roman"/>
+        <w:spacing w:before="120" w:after="120" w:line="240" w:lineRule="auto"/>
+        <w:ind w:left="620" w:hanging="360"/>
+        <w:jc w:val="both"/>
+        <w:rPr>
+          <w:rFonts w:ascii="Times New Roman" w:hAnsi="Times New Roman" w:cs="Times New Roman"/>
+          <w:sz w:val="28"/>
+          <w:szCs w:val="28"/>
+        </w:rPr>
+      </w:pPr>
+      <w:r>
+        <w:rPr>
+          <w:rFonts w:ascii="Times New Roman" w:eastAsia="Times New Roman" w:hAnsi="Times New Roman"/>
           <w:sz w:val="28"/>
         </w:rPr>
         <w:t>7.  Viết kịch bản quảng cáo radio 60 giây cho SP/DV = [___].</w:t>
@@ -1214,17 +1279,18 @@
     </w:p>
     <w:p>
       <w:pPr>
-        <w:spacing/>
-        <w:ind w:left="620" w:hanging="360"/>
-        <w:rPr>
-          <w:rFonts w:ascii="Times New Roman" w:hAnsi="Times New Roman" w:cs="Times New Roman"/>
-          <w:sz w:val="28"/>
-          <w:szCs w:val="28"/>
-        </w:rPr>
-      </w:pPr>
-      <w:r>
-        <w:rPr>
-          <w:rFonts w:ascii="Times New Roman" w:hAnsi="Times New Roman" w:eastAsia="Times New Roman"/>
+        <w:spacing w:before="120" w:after="120" w:line="240" w:lineRule="auto"/>
+        <w:ind w:left="620" w:hanging="360"/>
+        <w:jc w:val="both"/>
+        <w:rPr>
+          <w:rFonts w:ascii="Times New Roman" w:hAnsi="Times New Roman" w:cs="Times New Roman"/>
+          <w:sz w:val="28"/>
+          <w:szCs w:val="28"/>
+        </w:rPr>
+      </w:pPr>
+      <w:r>
+        <w:rPr>
+          <w:rFonts w:ascii="Times New Roman" w:eastAsia="Times New Roman" w:hAnsi="Times New Roman"/>
           <w:sz w:val="28"/>
         </w:rPr>
         <w:t>8.  Soạn ý tưởng chiến dịch marketing dịp Tết cho SP/DV = [___]</w:t>
@@ -1232,17 +1298,18 @@
     </w:p>
     <w:p>
       <w:pPr>
-        <w:spacing/>
-        <w:ind w:left="620" w:hanging="360"/>
-        <w:rPr>
-          <w:rFonts w:ascii="Times New Roman" w:hAnsi="Times New Roman" w:cs="Times New Roman"/>
-          <w:sz w:val="28"/>
-          <w:szCs w:val="28"/>
-        </w:rPr>
-      </w:pPr>
-      <w:r>
-        <w:rPr>
-          <w:rFonts w:ascii="Times New Roman" w:hAnsi="Times New Roman" w:eastAsia="Times New Roman"/>
+        <w:spacing w:before="120" w:after="120" w:line="240" w:lineRule="auto"/>
+        <w:ind w:left="620" w:hanging="360"/>
+        <w:jc w:val="both"/>
+        <w:rPr>
+          <w:rFonts w:ascii="Times New Roman" w:hAnsi="Times New Roman" w:cs="Times New Roman"/>
+          <w:sz w:val="28"/>
+          <w:szCs w:val="28"/>
+        </w:rPr>
+      </w:pPr>
+      <w:r>
+        <w:rPr>
+          <w:rFonts w:ascii="Times New Roman" w:eastAsia="Times New Roman" w:hAnsi="Times New Roman"/>
           <w:sz w:val="28"/>
         </w:rPr>
         <w:t>9.  Viết ý tưởng quảng cáo gamification để khách hàng tương tác với SP/DV = [___].</w:t>
@@ -1250,17 +1317,18 @@
     </w:p>
     <w:p>
       <w:pPr>
-        <w:spacing/>
-        <w:ind w:left="620" w:hanging="360"/>
-        <w:rPr>
-          <w:rFonts w:ascii="Times New Roman" w:hAnsi="Times New Roman" w:cs="Times New Roman"/>
-          <w:sz w:val="28"/>
-          <w:szCs w:val="28"/>
-        </w:rPr>
-      </w:pPr>
-      <w:r>
-        <w:rPr>
-          <w:rFonts w:ascii="Times New Roman" w:hAnsi="Times New Roman" w:eastAsia="Times New Roman"/>
+        <w:spacing w:before="120" w:after="120" w:line="240" w:lineRule="auto"/>
+        <w:ind w:left="620" w:hanging="360"/>
+        <w:jc w:val="both"/>
+        <w:rPr>
+          <w:rFonts w:ascii="Times New Roman" w:hAnsi="Times New Roman" w:cs="Times New Roman"/>
+          <w:sz w:val="28"/>
+          <w:szCs w:val="28"/>
+        </w:rPr>
+      </w:pPr>
+      <w:r>
+        <w:rPr>
+          <w:rFonts w:ascii="Times New Roman" w:eastAsia="Times New Roman" w:hAnsi="Times New Roman"/>
           <w:sz w:val="28"/>
         </w:rPr>
         <w:t>10.Tạo kịch bản quảng cáo ngoài trời dạng 3D mapping cho SP/DV = [___].</w:t>
@@ -1268,9 +1336,8 @@
     </w:p>
     <w:p>
       <w:pPr>
-        <w:keepNext w:val="0"/>
-        <w:keepLines w:val="0"/>
-        <w:spacing/>
+        <w:spacing w:before="120" w:after="120" w:line="240" w:lineRule="auto"/>
+        <w:jc w:val="both"/>
         <w:rPr>
           <w:rFonts w:ascii="Times New Roman" w:hAnsi="Times New Roman" w:cs="Times New Roman"/>
           <w:b/>
@@ -1281,7 +1348,7 @@
       </w:pPr>
       <w:r>
         <w:rPr>
-          <w:rFonts w:ascii="Times New Roman" w:hAnsi="Times New Roman" w:eastAsia="Times New Roman"/>
+          <w:rFonts w:ascii="Times New Roman" w:eastAsia="Times New Roman" w:hAnsi="Times New Roman"/>
           <w:b/>
           <w:sz w:val="28"/>
         </w:rPr>
@@ -1290,35 +1357,38 @@
     </w:p>
     <w:p>
       <w:pPr>
-        <w:spacing/>
-        <w:ind w:left="620" w:hanging="360"/>
-        <w:rPr>
-          <w:rFonts w:ascii="Times New Roman" w:hAnsi="Times New Roman" w:cs="Times New Roman"/>
-          <w:sz w:val="28"/>
-          <w:szCs w:val="28"/>
-        </w:rPr>
-      </w:pPr>
-      <w:r>
-        <w:rPr>
-          <w:rFonts w:ascii="Times New Roman" w:hAnsi="Times New Roman" w:eastAsia="Times New Roman"/>
-          <w:sz w:val="28"/>
-        </w:rPr>
+        <w:spacing w:before="120" w:after="120" w:line="240" w:lineRule="auto"/>
+        <w:ind w:left="620" w:hanging="360"/>
+        <w:jc w:val="both"/>
+        <w:rPr>
+          <w:rFonts w:ascii="Times New Roman" w:hAnsi="Times New Roman" w:cs="Times New Roman"/>
+          <w:sz w:val="28"/>
+          <w:szCs w:val="28"/>
+        </w:rPr>
+      </w:pPr>
+      <w:r>
+        <w:rPr>
+          <w:rFonts w:ascii="Times New Roman" w:eastAsia="Times New Roman" w:hAnsi="Times New Roman"/>
+          <w:sz w:val="28"/>
+        </w:rPr>
+        <w:lastRenderedPageBreak/>
         <w:t>1.  Hãy thiết kế hành trình khách hàng 5 bước cho SP/DV = [___], từ Awareness → Loyalty.</w:t>
       </w:r>
     </w:p>
     <w:p>
       <w:pPr>
-        <w:spacing/>
-        <w:ind w:left="620" w:hanging="360"/>
-        <w:rPr>
-          <w:rFonts w:ascii="Times New Roman" w:hAnsi="Times New Roman" w:cs="Times New Roman"/>
-          <w:sz w:val="28"/>
-          <w:szCs w:val="28"/>
-        </w:rPr>
-      </w:pPr>
-      <w:r>
-        <w:rPr>
-          <w:rFonts w:ascii="Times New Roman" w:hAnsi="Times New Roman" w:eastAsia="Times New Roman"/>
+        <w:spacing w:before="120" w:after="120" w:line="240" w:lineRule="auto"/>
+        <w:ind w:left="620" w:hanging="360"/>
+        <w:jc w:val="both"/>
+        <w:rPr>
+          <w:rFonts w:ascii="Times New Roman" w:hAnsi="Times New Roman" w:cs="Times New Roman"/>
+          <w:sz w:val="28"/>
+          <w:szCs w:val="28"/>
+        </w:rPr>
+      </w:pPr>
+      <w:r>
+        <w:rPr>
+          <w:rFonts w:ascii="Times New Roman" w:eastAsia="Times New Roman" w:hAnsi="Times New Roman"/>
           <w:sz w:val="28"/>
         </w:rPr>
         <w:t>2.  Viết kế hoạch tạo trải nghiệm “wow” cho khách hàng sử dụng SP/DV = [___].</w:t>
@@ -1326,17 +1396,18 @@
     </w:p>
     <w:p>
       <w:pPr>
-        <w:spacing/>
-        <w:ind w:left="620" w:hanging="360"/>
-        <w:rPr>
-          <w:rFonts w:ascii="Times New Roman" w:hAnsi="Times New Roman" w:cs="Times New Roman"/>
-          <w:sz w:val="28"/>
-          <w:szCs w:val="28"/>
-        </w:rPr>
-      </w:pPr>
-      <w:r>
-        <w:rPr>
-          <w:rFonts w:ascii="Times New Roman" w:hAnsi="Times New Roman" w:eastAsia="Times New Roman"/>
+        <w:spacing w:before="120" w:after="120" w:line="240" w:lineRule="auto"/>
+        <w:ind w:left="620" w:hanging="360"/>
+        <w:jc w:val="both"/>
+        <w:rPr>
+          <w:rFonts w:ascii="Times New Roman" w:hAnsi="Times New Roman" w:cs="Times New Roman"/>
+          <w:sz w:val="28"/>
+          <w:szCs w:val="28"/>
+        </w:rPr>
+      </w:pPr>
+      <w:r>
+        <w:rPr>
+          <w:rFonts w:ascii="Times New Roman" w:eastAsia="Times New Roman" w:hAnsi="Times New Roman"/>
           <w:sz w:val="28"/>
         </w:rPr>
         <w:t>3.  Soạn ý tưởng loyalty program (thẻ thành viên, tích điểm) cho SP/DV = [___].</w:t>
@@ -1344,17 +1415,18 @@
     </w:p>
     <w:p>
       <w:pPr>
-        <w:spacing/>
-        <w:ind w:left="620" w:hanging="360"/>
-        <w:rPr>
-          <w:rFonts w:ascii="Times New Roman" w:hAnsi="Times New Roman" w:cs="Times New Roman"/>
-          <w:sz w:val="28"/>
-          <w:szCs w:val="28"/>
-        </w:rPr>
-      </w:pPr>
-      <w:r>
-        <w:rPr>
-          <w:rFonts w:ascii="Times New Roman" w:hAnsi="Times New Roman" w:eastAsia="Times New Roman"/>
+        <w:spacing w:before="120" w:after="120" w:line="240" w:lineRule="auto"/>
+        <w:ind w:left="620" w:hanging="360"/>
+        <w:jc w:val="both"/>
+        <w:rPr>
+          <w:rFonts w:ascii="Times New Roman" w:hAnsi="Times New Roman" w:cs="Times New Roman"/>
+          <w:sz w:val="28"/>
+          <w:szCs w:val="28"/>
+        </w:rPr>
+      </w:pPr>
+      <w:r>
+        <w:rPr>
+          <w:rFonts w:ascii="Times New Roman" w:eastAsia="Times New Roman" w:hAnsi="Times New Roman"/>
           <w:sz w:val="28"/>
         </w:rPr>
         <w:t>4.  Hãy xây dựng kịch bản CSKH 24/7 qua chatbot cho SP/DV = [___].</w:t>
@@ -1362,17 +1434,18 @@
     </w:p>
     <w:p>
       <w:pPr>
-        <w:spacing/>
-        <w:ind w:left="620" w:hanging="360"/>
-        <w:rPr>
-          <w:rFonts w:ascii="Times New Roman" w:hAnsi="Times New Roman" w:cs="Times New Roman"/>
-          <w:sz w:val="28"/>
-          <w:szCs w:val="28"/>
-        </w:rPr>
-      </w:pPr>
-      <w:r>
-        <w:rPr>
-          <w:rFonts w:ascii="Times New Roman" w:hAnsi="Times New Roman" w:eastAsia="Times New Roman"/>
+        <w:spacing w:before="120" w:after="120" w:line="240" w:lineRule="auto"/>
+        <w:ind w:left="620" w:hanging="360"/>
+        <w:jc w:val="both"/>
+        <w:rPr>
+          <w:rFonts w:ascii="Times New Roman" w:hAnsi="Times New Roman" w:cs="Times New Roman"/>
+          <w:sz w:val="28"/>
+          <w:szCs w:val="28"/>
+        </w:rPr>
+      </w:pPr>
+      <w:r>
+        <w:rPr>
+          <w:rFonts w:ascii="Times New Roman" w:eastAsia="Times New Roman" w:hAnsi="Times New Roman"/>
           <w:sz w:val="28"/>
         </w:rPr>
         <w:t>5.  Viết kế hoạch customer onboarding cho khách hàng mới mua SP/DV = [___].</w:t>
@@ -1380,17 +1453,18 @@
     </w:p>
     <w:p>
       <w:pPr>
-        <w:spacing/>
-        <w:ind w:left="620" w:hanging="360"/>
-        <w:rPr>
-          <w:rFonts w:ascii="Times New Roman" w:hAnsi="Times New Roman" w:cs="Times New Roman"/>
-          <w:sz w:val="28"/>
-          <w:szCs w:val="28"/>
-        </w:rPr>
-      </w:pPr>
-      <w:r>
-        <w:rPr>
-          <w:rFonts w:ascii="Times New Roman" w:hAnsi="Times New Roman" w:eastAsia="Times New Roman"/>
+        <w:spacing w:before="120" w:after="120" w:line="240" w:lineRule="auto"/>
+        <w:ind w:left="620" w:hanging="360"/>
+        <w:jc w:val="both"/>
+        <w:rPr>
+          <w:rFonts w:ascii="Times New Roman" w:hAnsi="Times New Roman" w:cs="Times New Roman"/>
+          <w:sz w:val="28"/>
+          <w:szCs w:val="28"/>
+        </w:rPr>
+      </w:pPr>
+      <w:r>
+        <w:rPr>
+          <w:rFonts w:ascii="Times New Roman" w:eastAsia="Times New Roman" w:hAnsi="Times New Roman"/>
           <w:sz w:val="28"/>
         </w:rPr>
         <w:t>6.  Soạn bảng khảo sát NPS để đo lường sự hài lòng khách hàng với SP/DV = [___].</w:t>
@@ -1398,17 +1472,18 @@
     </w:p>
     <w:p>
       <w:pPr>
-        <w:spacing/>
-        <w:ind w:left="620" w:hanging="360"/>
-        <w:rPr>
-          <w:rFonts w:ascii="Times New Roman" w:hAnsi="Times New Roman" w:cs="Times New Roman"/>
-          <w:sz w:val="28"/>
-          <w:szCs w:val="28"/>
-        </w:rPr>
-      </w:pPr>
-      <w:r>
-        <w:rPr>
-          <w:rFonts w:ascii="Times New Roman" w:hAnsi="Times New Roman" w:eastAsia="Times New Roman"/>
+        <w:spacing w:before="120" w:after="120" w:line="240" w:lineRule="auto"/>
+        <w:ind w:left="620" w:hanging="360"/>
+        <w:jc w:val="both"/>
+        <w:rPr>
+          <w:rFonts w:ascii="Times New Roman" w:hAnsi="Times New Roman" w:cs="Times New Roman"/>
+          <w:sz w:val="28"/>
+          <w:szCs w:val="28"/>
+        </w:rPr>
+      </w:pPr>
+      <w:r>
+        <w:rPr>
+          <w:rFonts w:ascii="Times New Roman" w:eastAsia="Times New Roman" w:hAnsi="Times New Roman"/>
           <w:sz w:val="28"/>
         </w:rPr>
         <w:t>7.  Hãy viết 5 kịch bản xử lý phàn nàn của khách hàng về SP/DV = [___].</w:t>
@@ -1416,17 +1491,18 @@
     </w:p>
     <w:p>
       <w:pPr>
-        <w:spacing/>
-        <w:ind w:left="620" w:hanging="360"/>
-        <w:rPr>
-          <w:rFonts w:ascii="Times New Roman" w:hAnsi="Times New Roman" w:cs="Times New Roman"/>
-          <w:sz w:val="28"/>
-          <w:szCs w:val="28"/>
-        </w:rPr>
-      </w:pPr>
-      <w:r>
-        <w:rPr>
-          <w:rFonts w:ascii="Times New Roman" w:hAnsi="Times New Roman" w:eastAsia="Times New Roman"/>
+        <w:spacing w:before="120" w:after="120" w:line="240" w:lineRule="auto"/>
+        <w:ind w:left="620" w:hanging="360"/>
+        <w:jc w:val="both"/>
+        <w:rPr>
+          <w:rFonts w:ascii="Times New Roman" w:hAnsi="Times New Roman" w:cs="Times New Roman"/>
+          <w:sz w:val="28"/>
+          <w:szCs w:val="28"/>
+        </w:rPr>
+      </w:pPr>
+      <w:r>
+        <w:rPr>
+          <w:rFonts w:ascii="Times New Roman" w:eastAsia="Times New Roman" w:hAnsi="Times New Roman"/>
           <w:sz w:val="28"/>
         </w:rPr>
         <w:t>8.  Tạo concept workshop offline giúp khách hàng trải nghiệm trực tiếp SP/DV = [___].</w:t>
@@ -1434,17 +1510,18 @@
     </w:p>
     <w:p>
       <w:pPr>
-        <w:spacing/>
-        <w:ind w:left="620" w:hanging="360"/>
-        <w:rPr>
-          <w:rFonts w:ascii="Times New Roman" w:hAnsi="Times New Roman" w:cs="Times New Roman"/>
-          <w:sz w:val="28"/>
-          <w:szCs w:val="28"/>
-        </w:rPr>
-      </w:pPr>
-      <w:r>
-        <w:rPr>
-          <w:rFonts w:ascii="Times New Roman" w:hAnsi="Times New Roman" w:eastAsia="Times New Roman"/>
+        <w:spacing w:before="120" w:after="120" w:line="240" w:lineRule="auto"/>
+        <w:ind w:left="620" w:hanging="360"/>
+        <w:jc w:val="both"/>
+        <w:rPr>
+          <w:rFonts w:ascii="Times New Roman" w:hAnsi="Times New Roman" w:cs="Times New Roman"/>
+          <w:sz w:val="28"/>
+          <w:szCs w:val="28"/>
+        </w:rPr>
+      </w:pPr>
+      <w:r>
+        <w:rPr>
+          <w:rFonts w:ascii="Times New Roman" w:eastAsia="Times New Roman" w:hAnsi="Times New Roman"/>
           <w:sz w:val="28"/>
         </w:rPr>
         <w:t>9.  Viết kịch bản email cảm ơn &amp; upsell sau khi khách hàng mua SP/DV = [___].</w:t>
@@ -1452,17 +1529,18 @@
     </w:p>
     <w:p>
       <w:pPr>
-        <w:spacing/>
-        <w:ind w:left="620" w:hanging="360"/>
-        <w:rPr>
-          <w:rFonts w:ascii="Times New Roman" w:hAnsi="Times New Roman" w:cs="Times New Roman"/>
-          <w:sz w:val="28"/>
-          <w:szCs w:val="28"/>
-        </w:rPr>
-      </w:pPr>
-      <w:r>
-        <w:rPr>
-          <w:rFonts w:ascii="Times New Roman" w:hAnsi="Times New Roman" w:eastAsia="Times New Roman"/>
+        <w:spacing w:before="120" w:after="120" w:line="240" w:lineRule="auto"/>
+        <w:ind w:left="620" w:hanging="360"/>
+        <w:jc w:val="both"/>
+        <w:rPr>
+          <w:rFonts w:ascii="Times New Roman" w:hAnsi="Times New Roman" w:cs="Times New Roman"/>
+          <w:sz w:val="28"/>
+          <w:szCs w:val="28"/>
+        </w:rPr>
+      </w:pPr>
+      <w:r>
+        <w:rPr>
+          <w:rFonts w:ascii="Times New Roman" w:eastAsia="Times New Roman" w:hAnsi="Times New Roman"/>
           <w:sz w:val="28"/>
         </w:rPr>
         <w:t>10.Soạn chiến lược xây dựng cộng đồng khách hàng trung thành xoay quanh SP/DV = [___].</w:t>
@@ -1470,9 +1548,8 @@
     </w:p>
     <w:p>
       <w:pPr>
-        <w:keepNext w:val="0"/>
-        <w:keepLines w:val="0"/>
-        <w:spacing/>
+        <w:spacing w:before="120" w:after="120" w:line="240" w:lineRule="auto"/>
+        <w:jc w:val="both"/>
         <w:rPr>
           <w:rFonts w:ascii="Times New Roman" w:hAnsi="Times New Roman" w:cs="Times New Roman"/>
           <w:b/>
@@ -1483,7 +1560,7 @@
       </w:pPr>
       <w:r>
         <w:rPr>
-          <w:rFonts w:ascii="Times New Roman" w:hAnsi="Times New Roman" w:eastAsia="Times New Roman"/>
+          <w:rFonts w:ascii="Times New Roman" w:eastAsia="Times New Roman" w:hAnsi="Times New Roman"/>
           <w:b/>
           <w:sz w:val="28"/>
         </w:rPr>
@@ -1492,17 +1569,18 @@
     </w:p>
     <w:p>
       <w:pPr>
-        <w:spacing/>
-        <w:ind w:left="620" w:hanging="360"/>
-        <w:rPr>
-          <w:rFonts w:ascii="Times New Roman" w:hAnsi="Times New Roman" w:cs="Times New Roman"/>
-          <w:sz w:val="28"/>
-          <w:szCs w:val="28"/>
-        </w:rPr>
-      </w:pPr>
-      <w:r>
-        <w:rPr>
-          <w:rFonts w:ascii="Times New Roman" w:hAnsi="Times New Roman" w:eastAsia="Times New Roman"/>
+        <w:spacing w:before="120" w:after="120" w:line="240" w:lineRule="auto"/>
+        <w:ind w:left="620" w:hanging="360"/>
+        <w:jc w:val="both"/>
+        <w:rPr>
+          <w:rFonts w:ascii="Times New Roman" w:hAnsi="Times New Roman" w:cs="Times New Roman"/>
+          <w:sz w:val="28"/>
+          <w:szCs w:val="28"/>
+        </w:rPr>
+      </w:pPr>
+      <w:r>
+        <w:rPr>
+          <w:rFonts w:ascii="Times New Roman" w:eastAsia="Times New Roman" w:hAnsi="Times New Roman"/>
           <w:sz w:val="28"/>
         </w:rPr>
         <w:t>1.  Hãy thiết kế chiến lược influencer marketing cho SP/DV = [___], chọn KOL/KOC phù hợp.</w:t>
@@ -1510,17 +1588,18 @@
     </w:p>
     <w:p>
       <w:pPr>
-        <w:spacing/>
-        <w:ind w:left="620" w:hanging="360"/>
-        <w:rPr>
-          <w:rFonts w:ascii="Times New Roman" w:hAnsi="Times New Roman" w:cs="Times New Roman"/>
-          <w:sz w:val="28"/>
-          <w:szCs w:val="28"/>
-        </w:rPr>
-      </w:pPr>
-      <w:r>
-        <w:rPr>
-          <w:rFonts w:ascii="Times New Roman" w:hAnsi="Times New Roman" w:eastAsia="Times New Roman"/>
+        <w:spacing w:before="120" w:after="120" w:line="240" w:lineRule="auto"/>
+        <w:ind w:left="620" w:hanging="360"/>
+        <w:jc w:val="both"/>
+        <w:rPr>
+          <w:rFonts w:ascii="Times New Roman" w:hAnsi="Times New Roman" w:cs="Times New Roman"/>
+          <w:sz w:val="28"/>
+          <w:szCs w:val="28"/>
+        </w:rPr>
+      </w:pPr>
+      <w:r>
+        <w:rPr>
+          <w:rFonts w:ascii="Times New Roman" w:eastAsia="Times New Roman" w:hAnsi="Times New Roman"/>
           <w:sz w:val="28"/>
         </w:rPr>
         <w:t>2.  Viết kịch bản hợp tác với micro-influencer để quảng bá SP/DV = [___].</w:t>
@@ -1528,17 +1607,18 @@
     </w:p>
     <w:p>
       <w:pPr>
-        <w:spacing/>
-        <w:ind w:left="620" w:hanging="360"/>
-        <w:rPr>
-          <w:rFonts w:ascii="Times New Roman" w:hAnsi="Times New Roman" w:cs="Times New Roman"/>
-          <w:sz w:val="28"/>
-          <w:szCs w:val="28"/>
-        </w:rPr>
-      </w:pPr>
-      <w:r>
-        <w:rPr>
-          <w:rFonts w:ascii="Times New Roman" w:hAnsi="Times New Roman" w:eastAsia="Times New Roman"/>
+        <w:spacing w:before="120" w:after="120" w:line="240" w:lineRule="auto"/>
+        <w:ind w:left="620" w:hanging="360"/>
+        <w:jc w:val="both"/>
+        <w:rPr>
+          <w:rFonts w:ascii="Times New Roman" w:hAnsi="Times New Roman" w:cs="Times New Roman"/>
+          <w:sz w:val="28"/>
+          <w:szCs w:val="28"/>
+        </w:rPr>
+      </w:pPr>
+      <w:r>
+        <w:rPr>
+          <w:rFonts w:ascii="Times New Roman" w:eastAsia="Times New Roman" w:hAnsi="Times New Roman"/>
           <w:sz w:val="28"/>
         </w:rPr>
         <w:t>3.  Soạn chiến dịch PR báo chí ra mắt SP/DV = [___].</w:t>
@@ -1546,17 +1626,18 @@
     </w:p>
     <w:p>
       <w:pPr>
-        <w:spacing/>
-        <w:ind w:left="620" w:hanging="360"/>
-        <w:rPr>
-          <w:rFonts w:ascii="Times New Roman" w:hAnsi="Times New Roman" w:cs="Times New Roman"/>
-          <w:sz w:val="28"/>
-          <w:szCs w:val="28"/>
-        </w:rPr>
-      </w:pPr>
-      <w:r>
-        <w:rPr>
-          <w:rFonts w:ascii="Times New Roman" w:hAnsi="Times New Roman" w:eastAsia="Times New Roman"/>
+        <w:spacing w:before="120" w:after="120" w:line="240" w:lineRule="auto"/>
+        <w:ind w:left="620" w:hanging="360"/>
+        <w:jc w:val="both"/>
+        <w:rPr>
+          <w:rFonts w:ascii="Times New Roman" w:hAnsi="Times New Roman" w:cs="Times New Roman"/>
+          <w:sz w:val="28"/>
+          <w:szCs w:val="28"/>
+        </w:rPr>
+      </w:pPr>
+      <w:r>
+        <w:rPr>
+          <w:rFonts w:ascii="Times New Roman" w:eastAsia="Times New Roman" w:hAnsi="Times New Roman"/>
           <w:sz w:val="28"/>
         </w:rPr>
         <w:t>4.  Hãy viết bài phỏng vấn CEO chia sẻ tầm nhìn thương hiệu SP/DV = [___].</w:t>
@@ -1564,17 +1645,18 @@
     </w:p>
     <w:p>
       <w:pPr>
-        <w:spacing/>
-        <w:ind w:left="620" w:hanging="360"/>
-        <w:rPr>
-          <w:rFonts w:ascii="Times New Roman" w:hAnsi="Times New Roman" w:cs="Times New Roman"/>
-          <w:sz w:val="28"/>
-          <w:szCs w:val="28"/>
-        </w:rPr>
-      </w:pPr>
-      <w:r>
-        <w:rPr>
-          <w:rFonts w:ascii="Times New Roman" w:hAnsi="Times New Roman" w:eastAsia="Times New Roman"/>
+        <w:spacing w:before="120" w:after="120" w:line="240" w:lineRule="auto"/>
+        <w:ind w:left="620" w:hanging="360"/>
+        <w:jc w:val="both"/>
+        <w:rPr>
+          <w:rFonts w:ascii="Times New Roman" w:hAnsi="Times New Roman" w:cs="Times New Roman"/>
+          <w:sz w:val="28"/>
+          <w:szCs w:val="28"/>
+        </w:rPr>
+      </w:pPr>
+      <w:r>
+        <w:rPr>
+          <w:rFonts w:ascii="Times New Roman" w:eastAsia="Times New Roman" w:hAnsi="Times New Roman"/>
           <w:sz w:val="28"/>
         </w:rPr>
         <w:t>5.  Viết kế hoạch hợp tác thương hiệu (co-branding) giữa SP/DV = [___] và một thương hiệu lớn.</w:t>
@@ -1582,17 +1664,18 @@
     </w:p>
     <w:p>
       <w:pPr>
-        <w:spacing/>
-        <w:ind w:left="620" w:hanging="360"/>
-        <w:rPr>
-          <w:rFonts w:ascii="Times New Roman" w:hAnsi="Times New Roman" w:cs="Times New Roman"/>
-          <w:sz w:val="28"/>
-          <w:szCs w:val="28"/>
-        </w:rPr>
-      </w:pPr>
-      <w:r>
-        <w:rPr>
-          <w:rFonts w:ascii="Times New Roman" w:hAnsi="Times New Roman" w:eastAsia="Times New Roman"/>
+        <w:spacing w:before="120" w:after="120" w:line="240" w:lineRule="auto"/>
+        <w:ind w:left="620" w:hanging="360"/>
+        <w:jc w:val="both"/>
+        <w:rPr>
+          <w:rFonts w:ascii="Times New Roman" w:hAnsi="Times New Roman" w:cs="Times New Roman"/>
+          <w:sz w:val="28"/>
+          <w:szCs w:val="28"/>
+        </w:rPr>
+      </w:pPr>
+      <w:r>
+        <w:rPr>
+          <w:rFonts w:ascii="Times New Roman" w:eastAsia="Times New Roman" w:hAnsi="Times New Roman"/>
           <w:sz w:val="28"/>
         </w:rPr>
         <w:t>6.  Soạn kịch bản talkshow livestream mời chuyên gia chia sẻ về SP/DV = [___].</w:t>
@@ -1600,17 +1683,18 @@
     </w:p>
     <w:p>
       <w:pPr>
-        <w:spacing/>
-        <w:ind w:left="620" w:hanging="360"/>
-        <w:rPr>
-          <w:rFonts w:ascii="Times New Roman" w:hAnsi="Times New Roman" w:cs="Times New Roman"/>
-          <w:sz w:val="28"/>
-          <w:szCs w:val="28"/>
-        </w:rPr>
-      </w:pPr>
-      <w:r>
-        <w:rPr>
-          <w:rFonts w:ascii="Times New Roman" w:hAnsi="Times New Roman" w:eastAsia="Times New Roman"/>
+        <w:spacing w:before="120" w:after="120" w:line="240" w:lineRule="auto"/>
+        <w:ind w:left="620" w:hanging="360"/>
+        <w:jc w:val="both"/>
+        <w:rPr>
+          <w:rFonts w:ascii="Times New Roman" w:hAnsi="Times New Roman" w:cs="Times New Roman"/>
+          <w:sz w:val="28"/>
+          <w:szCs w:val="28"/>
+        </w:rPr>
+      </w:pPr>
+      <w:r>
+        <w:rPr>
+          <w:rFonts w:ascii="Times New Roman" w:eastAsia="Times New Roman" w:hAnsi="Times New Roman"/>
           <w:sz w:val="28"/>
         </w:rPr>
         <w:t>7.  Hãy viết kế hoạch tạo viral hashtag campaign cho SP/DV = [___].</w:t>
@@ -1618,17 +1702,18 @@
     </w:p>
     <w:p>
       <w:pPr>
-        <w:spacing/>
-        <w:ind w:left="620" w:hanging="360"/>
-        <w:rPr>
-          <w:rFonts w:ascii="Times New Roman" w:hAnsi="Times New Roman" w:cs="Times New Roman"/>
-          <w:sz w:val="28"/>
-          <w:szCs w:val="28"/>
-        </w:rPr>
-      </w:pPr>
-      <w:r>
-        <w:rPr>
-          <w:rFonts w:ascii="Times New Roman" w:hAnsi="Times New Roman" w:eastAsia="Times New Roman"/>
+        <w:spacing w:before="120" w:after="120" w:line="240" w:lineRule="auto"/>
+        <w:ind w:left="620" w:hanging="360"/>
+        <w:jc w:val="both"/>
+        <w:rPr>
+          <w:rFonts w:ascii="Times New Roman" w:hAnsi="Times New Roman" w:cs="Times New Roman"/>
+          <w:sz w:val="28"/>
+          <w:szCs w:val="28"/>
+        </w:rPr>
+      </w:pPr>
+      <w:r>
+        <w:rPr>
+          <w:rFonts w:ascii="Times New Roman" w:eastAsia="Times New Roman" w:hAnsi="Times New Roman"/>
           <w:sz w:val="28"/>
         </w:rPr>
         <w:t>8.  Viết 5 mẫu thông cáo báo chí chuyên nghiệp để truyền thông về SP/DV = [___].</w:t>
@@ -1636,17 +1721,18 @@
     </w:p>
     <w:p>
       <w:pPr>
-        <w:spacing/>
-        <w:ind w:left="620" w:hanging="360"/>
-        <w:rPr>
-          <w:rFonts w:ascii="Times New Roman" w:hAnsi="Times New Roman" w:cs="Times New Roman"/>
-          <w:sz w:val="28"/>
-          <w:szCs w:val="28"/>
-        </w:rPr>
-      </w:pPr>
-      <w:r>
-        <w:rPr>
-          <w:rFonts w:ascii="Times New Roman" w:hAnsi="Times New Roman" w:eastAsia="Times New Roman"/>
+        <w:spacing w:before="120" w:after="120" w:line="240" w:lineRule="auto"/>
+        <w:ind w:left="620" w:hanging="360"/>
+        <w:jc w:val="both"/>
+        <w:rPr>
+          <w:rFonts w:ascii="Times New Roman" w:hAnsi="Times New Roman" w:cs="Times New Roman"/>
+          <w:sz w:val="28"/>
+          <w:szCs w:val="28"/>
+        </w:rPr>
+      </w:pPr>
+      <w:r>
+        <w:rPr>
+          <w:rFonts w:ascii="Times New Roman" w:eastAsia="Times New Roman" w:hAnsi="Times New Roman"/>
           <w:sz w:val="28"/>
         </w:rPr>
         <w:t>9.  Soạn kịch bản xử lý khủng hoảng truyền thông khi SP/DV = [___] bị phản đối.</w:t>
@@ -1654,17 +1740,18 @@
     </w:p>
     <w:p>
       <w:pPr>
-        <w:spacing/>
-        <w:ind w:left="620" w:hanging="360"/>
-        <w:rPr>
-          <w:rFonts w:ascii="Times New Roman" w:hAnsi="Times New Roman" w:cs="Times New Roman"/>
-          <w:sz w:val="28"/>
-          <w:szCs w:val="28"/>
-        </w:rPr>
-      </w:pPr>
-      <w:r>
-        <w:rPr>
-          <w:rFonts w:ascii="Times New Roman" w:hAnsi="Times New Roman" w:eastAsia="Times New Roman"/>
+        <w:spacing w:before="120" w:after="120" w:line="240" w:lineRule="auto"/>
+        <w:ind w:left="620" w:hanging="360"/>
+        <w:jc w:val="both"/>
+        <w:rPr>
+          <w:rFonts w:ascii="Times New Roman" w:hAnsi="Times New Roman" w:cs="Times New Roman"/>
+          <w:sz w:val="28"/>
+          <w:szCs w:val="28"/>
+        </w:rPr>
+      </w:pPr>
+      <w:r>
+        <w:rPr>
+          <w:rFonts w:ascii="Times New Roman" w:eastAsia="Times New Roman" w:hAnsi="Times New Roman"/>
           <w:sz w:val="28"/>
         </w:rPr>
         <w:t>10.Hãy viết kế hoạch truyền thông tích hợp (IMC) cho SP/DV = [___].</w:t>
@@ -1672,9 +1759,8 @@
     </w:p>
     <w:p>
       <w:pPr>
-        <w:keepNext w:val="0"/>
-        <w:keepLines w:val="0"/>
-        <w:spacing/>
+        <w:spacing w:before="120" w:after="120" w:line="240" w:lineRule="auto"/>
+        <w:jc w:val="both"/>
         <w:rPr>
           <w:rFonts w:ascii="Times New Roman" w:hAnsi="Times New Roman" w:cs="Times New Roman"/>
           <w:b/>
@@ -1685,7 +1771,7 @@
       </w:pPr>
       <w:r>
         <w:rPr>
-          <w:rFonts w:ascii="Times New Roman" w:hAnsi="Times New Roman" w:eastAsia="Times New Roman"/>
+          <w:rFonts w:ascii="Times New Roman" w:eastAsia="Times New Roman" w:hAnsi="Times New Roman"/>
           <w:b/>
           <w:sz w:val="28"/>
         </w:rPr>
@@ -1694,17 +1780,18 @@
     </w:p>
     <w:p>
       <w:pPr>
-        <w:spacing/>
-        <w:ind w:left="620" w:hanging="360"/>
-        <w:rPr>
-          <w:rFonts w:ascii="Times New Roman" w:hAnsi="Times New Roman" w:cs="Times New Roman"/>
-          <w:sz w:val="28"/>
-          <w:szCs w:val="28"/>
-        </w:rPr>
-      </w:pPr>
-      <w:r>
-        <w:rPr>
-          <w:rFonts w:ascii="Times New Roman" w:hAnsi="Times New Roman" w:eastAsia="Times New Roman"/>
+        <w:spacing w:before="120" w:after="120" w:line="240" w:lineRule="auto"/>
+        <w:ind w:left="620" w:hanging="360"/>
+        <w:jc w:val="both"/>
+        <w:rPr>
+          <w:rFonts w:ascii="Times New Roman" w:hAnsi="Times New Roman" w:cs="Times New Roman"/>
+          <w:sz w:val="28"/>
+          <w:szCs w:val="28"/>
+        </w:rPr>
+      </w:pPr>
+      <w:r>
+        <w:rPr>
+          <w:rFonts w:ascii="Times New Roman" w:eastAsia="Times New Roman" w:hAnsi="Times New Roman"/>
           <w:sz w:val="28"/>
         </w:rPr>
         <w:t>1.  Hãy đưa ra 5 ý tưởng marketing du kích (guerilla) để quảng bá SP/DV = [___] với ngân sách thấp.</w:t>
@@ -1712,17 +1799,18 @@
     </w:p>
     <w:p>
       <w:pPr>
-        <w:spacing/>
-        <w:ind w:left="620" w:hanging="360"/>
-        <w:rPr>
-          <w:rFonts w:ascii="Times New Roman" w:hAnsi="Times New Roman" w:cs="Times New Roman"/>
-          <w:sz w:val="28"/>
-          <w:szCs w:val="28"/>
-        </w:rPr>
-      </w:pPr>
-      <w:r>
-        <w:rPr>
-          <w:rFonts w:ascii="Times New Roman" w:hAnsi="Times New Roman" w:eastAsia="Times New Roman"/>
+        <w:spacing w:before="120" w:after="120" w:line="240" w:lineRule="auto"/>
+        <w:ind w:left="620" w:hanging="360"/>
+        <w:jc w:val="both"/>
+        <w:rPr>
+          <w:rFonts w:ascii="Times New Roman" w:hAnsi="Times New Roman" w:cs="Times New Roman"/>
+          <w:sz w:val="28"/>
+          <w:szCs w:val="28"/>
+        </w:rPr>
+      </w:pPr>
+      <w:r>
+        <w:rPr>
+          <w:rFonts w:ascii="Times New Roman" w:eastAsia="Times New Roman" w:hAnsi="Times New Roman"/>
           <w:sz w:val="28"/>
         </w:rPr>
         <w:t>2.  Viết kịch bản chiến dịch TikTok trend mới để viral hóa SP/DV = [___].</w:t>
@@ -1730,35 +1818,38 @@
     </w:p>
     <w:p>
       <w:pPr>
-        <w:spacing/>
-        <w:ind w:left="620" w:hanging="360"/>
-        <w:rPr>
-          <w:rFonts w:ascii="Times New Roman" w:hAnsi="Times New Roman" w:cs="Times New Roman"/>
-          <w:sz w:val="28"/>
-          <w:szCs w:val="28"/>
-        </w:rPr>
-      </w:pPr>
-      <w:r>
-        <w:rPr>
-          <w:rFonts w:ascii="Times New Roman" w:hAnsi="Times New Roman" w:eastAsia="Times New Roman"/>
-          <w:sz w:val="28"/>
-        </w:rPr>
+        <w:spacing w:before="120" w:after="120" w:line="240" w:lineRule="auto"/>
+        <w:ind w:left="620" w:hanging="360"/>
+        <w:jc w:val="both"/>
+        <w:rPr>
+          <w:rFonts w:ascii="Times New Roman" w:hAnsi="Times New Roman" w:cs="Times New Roman"/>
+          <w:sz w:val="28"/>
+          <w:szCs w:val="28"/>
+        </w:rPr>
+      </w:pPr>
+      <w:r>
+        <w:rPr>
+          <w:rFonts w:ascii="Times New Roman" w:eastAsia="Times New Roman" w:hAnsi="Times New Roman"/>
+          <w:sz w:val="28"/>
+        </w:rPr>
+        <w:lastRenderedPageBreak/>
         <w:t>3.  Hãy tạo concept gamification (mini game online) để tăng tương tác khách hàng với SP/DV = [___].</w:t>
       </w:r>
     </w:p>
     <w:p>
       <w:pPr>
-        <w:spacing/>
-        <w:ind w:left="620" w:hanging="360"/>
-        <w:rPr>
-          <w:rFonts w:ascii="Times New Roman" w:hAnsi="Times New Roman" w:cs="Times New Roman"/>
-          <w:sz w:val="28"/>
-          <w:szCs w:val="28"/>
-        </w:rPr>
-      </w:pPr>
-      <w:r>
-        <w:rPr>
-          <w:rFonts w:ascii="Times New Roman" w:hAnsi="Times New Roman" w:eastAsia="Times New Roman"/>
+        <w:spacing w:before="120" w:after="120" w:line="240" w:lineRule="auto"/>
+        <w:ind w:left="620" w:hanging="360"/>
+        <w:jc w:val="both"/>
+        <w:rPr>
+          <w:rFonts w:ascii="Times New Roman" w:hAnsi="Times New Roman" w:cs="Times New Roman"/>
+          <w:sz w:val="28"/>
+          <w:szCs w:val="28"/>
+        </w:rPr>
+      </w:pPr>
+      <w:r>
+        <w:rPr>
+          <w:rFonts w:ascii="Times New Roman" w:eastAsia="Times New Roman" w:hAnsi="Times New Roman"/>
           <w:sz w:val="28"/>
         </w:rPr>
         <w:t>4.  Viết kịch bản experiential marketing (marketing trải nghiệm) cho SP/DV = [___].</w:t>
@@ -1766,17 +1857,18 @@
     </w:p>
     <w:p>
       <w:pPr>
-        <w:spacing/>
-        <w:ind w:left="620" w:hanging="360"/>
-        <w:rPr>
-          <w:rFonts w:ascii="Times New Roman" w:hAnsi="Times New Roman" w:cs="Times New Roman"/>
-          <w:sz w:val="28"/>
-          <w:szCs w:val="28"/>
-        </w:rPr>
-      </w:pPr>
-      <w:r>
-        <w:rPr>
-          <w:rFonts w:ascii="Times New Roman" w:hAnsi="Times New Roman" w:eastAsia="Times New Roman"/>
+        <w:spacing w:before="120" w:after="120" w:line="240" w:lineRule="auto"/>
+        <w:ind w:left="620" w:hanging="360"/>
+        <w:jc w:val="both"/>
+        <w:rPr>
+          <w:rFonts w:ascii="Times New Roman" w:hAnsi="Times New Roman" w:cs="Times New Roman"/>
+          <w:sz w:val="28"/>
+          <w:szCs w:val="28"/>
+        </w:rPr>
+      </w:pPr>
+      <w:r>
+        <w:rPr>
+          <w:rFonts w:ascii="Times New Roman" w:eastAsia="Times New Roman" w:hAnsi="Times New Roman"/>
           <w:sz w:val="28"/>
         </w:rPr>
         <w:t>5.  Soạn kế hoạch marketing metaverse cho thương hiệu SP/DV = [___].</w:t>
@@ -1784,17 +1876,18 @@
     </w:p>
     <w:p>
       <w:pPr>
-        <w:spacing/>
-        <w:ind w:left="620" w:hanging="360"/>
-        <w:rPr>
-          <w:rFonts w:ascii="Times New Roman" w:hAnsi="Times New Roman" w:cs="Times New Roman"/>
-          <w:sz w:val="28"/>
-          <w:szCs w:val="28"/>
-        </w:rPr>
-      </w:pPr>
-      <w:r>
-        <w:rPr>
-          <w:rFonts w:ascii="Times New Roman" w:hAnsi="Times New Roman" w:eastAsia="Times New Roman"/>
+        <w:spacing w:before="120" w:after="120" w:line="240" w:lineRule="auto"/>
+        <w:ind w:left="620" w:hanging="360"/>
+        <w:jc w:val="both"/>
+        <w:rPr>
+          <w:rFonts w:ascii="Times New Roman" w:hAnsi="Times New Roman" w:cs="Times New Roman"/>
+          <w:sz w:val="28"/>
+          <w:szCs w:val="28"/>
+        </w:rPr>
+      </w:pPr>
+      <w:r>
+        <w:rPr>
+          <w:rFonts w:ascii="Times New Roman" w:eastAsia="Times New Roman" w:hAnsi="Times New Roman"/>
           <w:sz w:val="28"/>
         </w:rPr>
         <w:t>6.  Hãy đưa ra 10 ý tưởng content “meme marketing” cho SP/DV = [___].</w:t>
@@ -1802,17 +1895,18 @@
     </w:p>
     <w:p>
       <w:pPr>
-        <w:spacing/>
-        <w:ind w:left="620" w:hanging="360"/>
-        <w:rPr>
-          <w:rFonts w:ascii="Times New Roman" w:hAnsi="Times New Roman" w:cs="Times New Roman"/>
-          <w:sz w:val="28"/>
-          <w:szCs w:val="28"/>
-        </w:rPr>
-      </w:pPr>
-      <w:r>
-        <w:rPr>
-          <w:rFonts w:ascii="Times New Roman" w:hAnsi="Times New Roman" w:eastAsia="Times New Roman"/>
+        <w:spacing w:before="120" w:after="120" w:line="240" w:lineRule="auto"/>
+        <w:ind w:left="620" w:hanging="360"/>
+        <w:jc w:val="both"/>
+        <w:rPr>
+          <w:rFonts w:ascii="Times New Roman" w:hAnsi="Times New Roman" w:cs="Times New Roman"/>
+          <w:sz w:val="28"/>
+          <w:szCs w:val="28"/>
+        </w:rPr>
+      </w:pPr>
+      <w:r>
+        <w:rPr>
+          <w:rFonts w:ascii="Times New Roman" w:eastAsia="Times New Roman" w:hAnsi="Times New Roman"/>
           <w:sz w:val="28"/>
         </w:rPr>
         <w:t>7.  Viết kịch bản flashmob quảng bá SP/DV = [___] tại nơi công cộng.</w:t>
@@ -1820,17 +1914,18 @@
     </w:p>
     <w:p>
       <w:pPr>
-        <w:spacing/>
-        <w:ind w:left="620" w:hanging="360"/>
-        <w:rPr>
-          <w:rFonts w:ascii="Times New Roman" w:hAnsi="Times New Roman" w:cs="Times New Roman"/>
-          <w:sz w:val="28"/>
-          <w:szCs w:val="28"/>
-        </w:rPr>
-      </w:pPr>
-      <w:r>
-        <w:rPr>
-          <w:rFonts w:ascii="Times New Roman" w:hAnsi="Times New Roman" w:eastAsia="Times New Roman"/>
+        <w:spacing w:before="120" w:after="120" w:line="240" w:lineRule="auto"/>
+        <w:ind w:left="620" w:hanging="360"/>
+        <w:jc w:val="both"/>
+        <w:rPr>
+          <w:rFonts w:ascii="Times New Roman" w:hAnsi="Times New Roman" w:cs="Times New Roman"/>
+          <w:sz w:val="28"/>
+          <w:szCs w:val="28"/>
+        </w:rPr>
+      </w:pPr>
+      <w:r>
+        <w:rPr>
+          <w:rFonts w:ascii="Times New Roman" w:eastAsia="Times New Roman" w:hAnsi="Times New Roman"/>
           <w:sz w:val="28"/>
         </w:rPr>
         <w:t>8.  Tạo chiến dịch CSR (trách nhiệm xã hội) gắn liền với thương hiệu SP/DV = [___].</w:t>
@@ -1838,17 +1933,18 @@
     </w:p>
     <w:p>
       <w:pPr>
-        <w:spacing/>
-        <w:ind w:left="620" w:hanging="360"/>
-        <w:rPr>
-          <w:rFonts w:ascii="Times New Roman" w:hAnsi="Times New Roman" w:cs="Times New Roman"/>
-          <w:sz w:val="28"/>
-          <w:szCs w:val="28"/>
-        </w:rPr>
-      </w:pPr>
-      <w:r>
-        <w:rPr>
-          <w:rFonts w:ascii="Times New Roman" w:hAnsi="Times New Roman" w:eastAsia="Times New Roman"/>
+        <w:spacing w:before="120" w:after="120" w:line="240" w:lineRule="auto"/>
+        <w:ind w:left="620" w:hanging="360"/>
+        <w:jc w:val="both"/>
+        <w:rPr>
+          <w:rFonts w:ascii="Times New Roman" w:hAnsi="Times New Roman" w:cs="Times New Roman"/>
+          <w:sz w:val="28"/>
+          <w:szCs w:val="28"/>
+        </w:rPr>
+      </w:pPr>
+      <w:r>
+        <w:rPr>
+          <w:rFonts w:ascii="Times New Roman" w:eastAsia="Times New Roman" w:hAnsi="Times New Roman"/>
           <w:sz w:val="28"/>
         </w:rPr>
         <w:t>9.  Soạn ý tưởng marketing tương tác AR/VR cho SP/DV = [___].</w:t>
@@ -1856,17 +1952,18 @@
     </w:p>
     <w:p>
       <w:pPr>
-        <w:spacing/>
-        <w:ind w:left="620" w:hanging="360"/>
-        <w:rPr>
-          <w:rFonts w:ascii="Times New Roman" w:hAnsi="Times New Roman" w:cs="Times New Roman"/>
-          <w:sz w:val="28"/>
-          <w:szCs w:val="28"/>
-        </w:rPr>
-      </w:pPr>
-      <w:r>
-        <w:rPr>
-          <w:rFonts w:ascii="Times New Roman" w:hAnsi="Times New Roman" w:eastAsia="Times New Roman"/>
+        <w:spacing w:before="120" w:after="120" w:line="240" w:lineRule="auto"/>
+        <w:ind w:left="620" w:hanging="360"/>
+        <w:jc w:val="both"/>
+        <w:rPr>
+          <w:rFonts w:ascii="Times New Roman" w:hAnsi="Times New Roman" w:cs="Times New Roman"/>
+          <w:sz w:val="28"/>
+          <w:szCs w:val="28"/>
+        </w:rPr>
+      </w:pPr>
+      <w:r>
+        <w:rPr>
+          <w:rFonts w:ascii="Times New Roman" w:eastAsia="Times New Roman" w:hAnsi="Times New Roman"/>
           <w:sz w:val="28"/>
         </w:rPr>
         <w:t>10.Viết kế hoạch “hệ sinh thái thương hiệu” cho SP/DV = [___] để tạo sức mạnh cộng đồng.</w:t>
@@ -1874,9 +1971,8 @@
     </w:p>
     <w:p>
       <w:pPr>
-        <w:keepNext w:val="0"/>
-        <w:keepLines w:val="0"/>
-        <w:spacing/>
+        <w:spacing w:before="120" w:after="120" w:line="240" w:lineRule="auto"/>
+        <w:jc w:val="both"/>
         <w:rPr>
           <w:rFonts w:ascii="Times New Roman" w:hAnsi="Times New Roman" w:cs="Times New Roman"/>
           <w:b/>
@@ -1887,7 +1983,7 @@
       </w:pPr>
       <w:r>
         <w:rPr>
-          <w:rFonts w:ascii="Times New Roman" w:hAnsi="Times New Roman" w:eastAsia="Times New Roman"/>
+          <w:rFonts w:ascii="Times New Roman" w:eastAsia="Times New Roman" w:hAnsi="Times New Roman"/>
           <w:b/>
           <w:sz w:val="28"/>
         </w:rPr>
@@ -1896,17 +1992,18 @@
     </w:p>
     <w:p>
       <w:pPr>
-        <w:spacing/>
-        <w:ind w:left="620" w:hanging="360"/>
-        <w:rPr>
-          <w:rFonts w:ascii="Times New Roman" w:hAnsi="Times New Roman" w:cs="Times New Roman"/>
-          <w:sz w:val="28"/>
-          <w:szCs w:val="28"/>
-        </w:rPr>
-      </w:pPr>
-      <w:r>
-        <w:rPr>
-          <w:rFonts w:ascii="Times New Roman" w:hAnsi="Times New Roman" w:eastAsia="Times New Roman"/>
+        <w:spacing w:before="120" w:after="120" w:line="240" w:lineRule="auto"/>
+        <w:ind w:left="620" w:hanging="360"/>
+        <w:jc w:val="both"/>
+        <w:rPr>
+          <w:rFonts w:ascii="Times New Roman" w:hAnsi="Times New Roman" w:cs="Times New Roman"/>
+          <w:sz w:val="28"/>
+          <w:szCs w:val="28"/>
+        </w:rPr>
+      </w:pPr>
+      <w:r>
+        <w:rPr>
+          <w:rFonts w:ascii="Times New Roman" w:eastAsia="Times New Roman" w:hAnsi="Times New Roman"/>
           <w:sz w:val="28"/>
         </w:rPr>
         <w:t>1.  Hãy thiết kế bảng đo lường KPI marketing cho SP/DV = [___].</w:t>
@@ -1914,17 +2011,18 @@
     </w:p>
     <w:p>
       <w:pPr>
-        <w:spacing/>
-        <w:ind w:left="620" w:hanging="360"/>
-        <w:rPr>
-          <w:rFonts w:ascii="Times New Roman" w:hAnsi="Times New Roman" w:cs="Times New Roman"/>
-          <w:sz w:val="28"/>
-          <w:szCs w:val="28"/>
-        </w:rPr>
-      </w:pPr>
-      <w:r>
-        <w:rPr>
-          <w:rFonts w:ascii="Times New Roman" w:hAnsi="Times New Roman" w:eastAsia="Times New Roman"/>
+        <w:spacing w:before="120" w:after="120" w:line="240" w:lineRule="auto"/>
+        <w:ind w:left="620" w:hanging="360"/>
+        <w:jc w:val="both"/>
+        <w:rPr>
+          <w:rFonts w:ascii="Times New Roman" w:hAnsi="Times New Roman" w:cs="Times New Roman"/>
+          <w:sz w:val="28"/>
+          <w:szCs w:val="28"/>
+        </w:rPr>
+      </w:pPr>
+      <w:r>
+        <w:rPr>
+          <w:rFonts w:ascii="Times New Roman" w:eastAsia="Times New Roman" w:hAnsi="Times New Roman"/>
           <w:sz w:val="28"/>
         </w:rPr>
         <w:t>2.  Viết báo cáo phân tích dữ liệu khách hàng để tối ưu chiến lược marketing SP/DV = [___].</w:t>
@@ -1932,17 +2030,18 @@
     </w:p>
     <w:p>
       <w:pPr>
-        <w:spacing/>
-        <w:ind w:left="620" w:hanging="360"/>
-        <w:rPr>
-          <w:rFonts w:ascii="Times New Roman" w:hAnsi="Times New Roman" w:cs="Times New Roman"/>
-          <w:sz w:val="28"/>
-          <w:szCs w:val="28"/>
-        </w:rPr>
-      </w:pPr>
-      <w:r>
-        <w:rPr>
-          <w:rFonts w:ascii="Times New Roman" w:hAnsi="Times New Roman" w:eastAsia="Times New Roman"/>
+        <w:spacing w:before="120" w:after="120" w:line="240" w:lineRule="auto"/>
+        <w:ind w:left="620" w:hanging="360"/>
+        <w:jc w:val="both"/>
+        <w:rPr>
+          <w:rFonts w:ascii="Times New Roman" w:hAnsi="Times New Roman" w:cs="Times New Roman"/>
+          <w:sz w:val="28"/>
+          <w:szCs w:val="28"/>
+        </w:rPr>
+      </w:pPr>
+      <w:r>
+        <w:rPr>
+          <w:rFonts w:ascii="Times New Roman" w:eastAsia="Times New Roman" w:hAnsi="Times New Roman"/>
           <w:sz w:val="28"/>
         </w:rPr>
         <w:t>3.  Hãy lập kế hoạch A/B testing cho landing page bán SP/DV = [___].</w:t>
@@ -1950,17 +2049,18 @@
     </w:p>
     <w:p>
       <w:pPr>
-        <w:spacing/>
-        <w:ind w:left="620" w:hanging="360"/>
-        <w:rPr>
-          <w:rFonts w:ascii="Times New Roman" w:hAnsi="Times New Roman" w:cs="Times New Roman"/>
-          <w:sz w:val="28"/>
-          <w:szCs w:val="28"/>
-        </w:rPr>
-      </w:pPr>
-      <w:r>
-        <w:rPr>
-          <w:rFonts w:ascii="Times New Roman" w:hAnsi="Times New Roman" w:eastAsia="Times New Roman"/>
+        <w:spacing w:before="120" w:after="120" w:line="240" w:lineRule="auto"/>
+        <w:ind w:left="620" w:hanging="360"/>
+        <w:jc w:val="both"/>
+        <w:rPr>
+          <w:rFonts w:ascii="Times New Roman" w:hAnsi="Times New Roman" w:cs="Times New Roman"/>
+          <w:sz w:val="28"/>
+          <w:szCs w:val="28"/>
+        </w:rPr>
+      </w:pPr>
+      <w:r>
+        <w:rPr>
+          <w:rFonts w:ascii="Times New Roman" w:eastAsia="Times New Roman" w:hAnsi="Times New Roman"/>
           <w:sz w:val="28"/>
         </w:rPr>
         <w:t>4.  Viết kịch bản Google Analytics report cho website SP/DV = [___].</w:t>
@@ -1968,17 +2068,18 @@
     </w:p>
     <w:p>
       <w:pPr>
-        <w:spacing/>
-        <w:ind w:left="620" w:hanging="360"/>
-        <w:rPr>
-          <w:rFonts w:ascii="Times New Roman" w:hAnsi="Times New Roman" w:cs="Times New Roman"/>
-          <w:sz w:val="28"/>
-          <w:szCs w:val="28"/>
-        </w:rPr>
-      </w:pPr>
-      <w:r>
-        <w:rPr>
-          <w:rFonts w:ascii="Times New Roman" w:hAnsi="Times New Roman" w:eastAsia="Times New Roman"/>
+        <w:spacing w:before="120" w:after="120" w:line="240" w:lineRule="auto"/>
+        <w:ind w:left="620" w:hanging="360"/>
+        <w:jc w:val="both"/>
+        <w:rPr>
+          <w:rFonts w:ascii="Times New Roman" w:hAnsi="Times New Roman" w:cs="Times New Roman"/>
+          <w:sz w:val="28"/>
+          <w:szCs w:val="28"/>
+        </w:rPr>
+      </w:pPr>
+      <w:r>
+        <w:rPr>
+          <w:rFonts w:ascii="Times New Roman" w:eastAsia="Times New Roman" w:hAnsi="Times New Roman"/>
           <w:sz w:val="28"/>
         </w:rPr>
         <w:t>5.  Soạn chiến lược performance marketing với ngân sách 50 triệu cho SP/DV = [___].</w:t>
@@ -1986,17 +2087,18 @@
     </w:p>
     <w:p>
       <w:pPr>
-        <w:spacing/>
-        <w:ind w:left="620" w:hanging="360"/>
-        <w:rPr>
-          <w:rFonts w:ascii="Times New Roman" w:hAnsi="Times New Roman" w:cs="Times New Roman"/>
-          <w:sz w:val="28"/>
-          <w:szCs w:val="28"/>
-        </w:rPr>
-      </w:pPr>
-      <w:r>
-        <w:rPr>
-          <w:rFonts w:ascii="Times New Roman" w:hAnsi="Times New Roman" w:eastAsia="Times New Roman"/>
+        <w:spacing w:before="120" w:after="120" w:line="240" w:lineRule="auto"/>
+        <w:ind w:left="620" w:hanging="360"/>
+        <w:jc w:val="both"/>
+        <w:rPr>
+          <w:rFonts w:ascii="Times New Roman" w:hAnsi="Times New Roman" w:cs="Times New Roman"/>
+          <w:sz w:val="28"/>
+          <w:szCs w:val="28"/>
+        </w:rPr>
+      </w:pPr>
+      <w:r>
+        <w:rPr>
+          <w:rFonts w:ascii="Times New Roman" w:eastAsia="Times New Roman" w:hAnsi="Times New Roman"/>
           <w:sz w:val="28"/>
         </w:rPr>
         <w:t>6.  Hãy viết hướng dẫn tracking hành vi khách hàng qua CRM khi mua SP/DV = [___].</w:t>
@@ -2004,17 +2106,18 @@
     </w:p>
     <w:p>
       <w:pPr>
-        <w:spacing/>
-        <w:ind w:left="620" w:hanging="360"/>
-        <w:rPr>
-          <w:rFonts w:ascii="Times New Roman" w:hAnsi="Times New Roman" w:cs="Times New Roman"/>
-          <w:sz w:val="28"/>
-          <w:szCs w:val="28"/>
-        </w:rPr>
-      </w:pPr>
-      <w:r>
-        <w:rPr>
-          <w:rFonts w:ascii="Times New Roman" w:hAnsi="Times New Roman" w:eastAsia="Times New Roman"/>
+        <w:spacing w:before="120" w:after="120" w:line="240" w:lineRule="auto"/>
+        <w:ind w:left="620" w:hanging="360"/>
+        <w:jc w:val="both"/>
+        <w:rPr>
+          <w:rFonts w:ascii="Times New Roman" w:hAnsi="Times New Roman" w:cs="Times New Roman"/>
+          <w:sz w:val="28"/>
+          <w:szCs w:val="28"/>
+        </w:rPr>
+      </w:pPr>
+      <w:r>
+        <w:rPr>
+          <w:rFonts w:ascii="Times New Roman" w:eastAsia="Times New Roman" w:hAnsi="Times New Roman"/>
           <w:sz w:val="28"/>
         </w:rPr>
         <w:t>7.  Viết báo cáo CAC và LTV cho khách hàng mua SP/DV = [___].</w:t>
@@ -2022,17 +2125,18 @@
     </w:p>
     <w:p>
       <w:pPr>
-        <w:spacing/>
-        <w:ind w:left="620" w:hanging="360"/>
-        <w:rPr>
-          <w:rFonts w:ascii="Times New Roman" w:hAnsi="Times New Roman" w:cs="Times New Roman"/>
-          <w:sz w:val="28"/>
-          <w:szCs w:val="28"/>
-        </w:rPr>
-      </w:pPr>
-      <w:r>
-        <w:rPr>
-          <w:rFonts w:ascii="Times New Roman" w:hAnsi="Times New Roman" w:eastAsia="Times New Roman"/>
+        <w:spacing w:before="120" w:after="120" w:line="240" w:lineRule="auto"/>
+        <w:ind w:left="620" w:hanging="360"/>
+        <w:jc w:val="both"/>
+        <w:rPr>
+          <w:rFonts w:ascii="Times New Roman" w:hAnsi="Times New Roman" w:cs="Times New Roman"/>
+          <w:sz w:val="28"/>
+          <w:szCs w:val="28"/>
+        </w:rPr>
+      </w:pPr>
+      <w:r>
+        <w:rPr>
+          <w:rFonts w:ascii="Times New Roman" w:eastAsia="Times New Roman" w:hAnsi="Times New Roman"/>
           <w:sz w:val="28"/>
         </w:rPr>
         <w:t>8.  Hãy tạo dashboard KPI trực quan cho chiến dịch quảng bá SP/DV = [___].</w:t>
@@ -2040,17 +2144,18 @@
     </w:p>
     <w:p>
       <w:pPr>
-        <w:spacing/>
-        <w:ind w:left="620" w:hanging="360"/>
-        <w:rPr>
-          <w:rFonts w:ascii="Times New Roman" w:hAnsi="Times New Roman" w:cs="Times New Roman"/>
-          <w:sz w:val="28"/>
-          <w:szCs w:val="28"/>
-        </w:rPr>
-      </w:pPr>
-      <w:r>
-        <w:rPr>
-          <w:rFonts w:ascii="Times New Roman" w:hAnsi="Times New Roman" w:eastAsia="Times New Roman"/>
+        <w:spacing w:before="120" w:after="120" w:line="240" w:lineRule="auto"/>
+        <w:ind w:left="620" w:hanging="360"/>
+        <w:jc w:val="both"/>
+        <w:rPr>
+          <w:rFonts w:ascii="Times New Roman" w:hAnsi="Times New Roman" w:cs="Times New Roman"/>
+          <w:sz w:val="28"/>
+          <w:szCs w:val="28"/>
+        </w:rPr>
+      </w:pPr>
+      <w:r>
+        <w:rPr>
+          <w:rFonts w:ascii="Times New Roman" w:eastAsia="Times New Roman" w:hAnsi="Times New Roman"/>
           <w:sz w:val="28"/>
         </w:rPr>
         <w:t>9.  Soạn hướng dẫn tối ưu ROAS cho quảng cáo Facebook của SP/DV = [___].</w:t>
@@ -2058,17 +2163,18 @@
     </w:p>
     <w:p>
       <w:pPr>
-        <w:spacing/>
-        <w:ind w:left="620" w:hanging="360"/>
-        <w:rPr>
-          <w:rFonts w:ascii="Times New Roman" w:hAnsi="Times New Roman" w:cs="Times New Roman"/>
-          <w:sz w:val="28"/>
-          <w:szCs w:val="28"/>
-        </w:rPr>
-      </w:pPr>
-      <w:r>
-        <w:rPr>
-          <w:rFonts w:ascii="Times New Roman" w:hAnsi="Times New Roman" w:eastAsia="Times New Roman"/>
+        <w:spacing w:before="120" w:after="120" w:line="240" w:lineRule="auto"/>
+        <w:ind w:left="620" w:hanging="360"/>
+        <w:jc w:val="both"/>
+        <w:rPr>
+          <w:rFonts w:ascii="Times New Roman" w:hAnsi="Times New Roman" w:cs="Times New Roman"/>
+          <w:sz w:val="28"/>
+          <w:szCs w:val="28"/>
+        </w:rPr>
+      </w:pPr>
+      <w:r>
+        <w:rPr>
+          <w:rFonts w:ascii="Times New Roman" w:eastAsia="Times New Roman" w:hAnsi="Times New Roman"/>
           <w:sz w:val="28"/>
         </w:rPr>
         <w:t>10.Viết báo cáo phân tích hiệu suất marketing đa kênh cho SP/DV = [___].</w:t>
@@ -2076,9 +2182,8 @@
     </w:p>
     <w:p>
       <w:pPr>
-        <w:keepNext w:val="0"/>
-        <w:keepLines w:val="0"/>
-        <w:spacing/>
+        <w:spacing w:before="120" w:after="120" w:line="240" w:lineRule="auto"/>
+        <w:jc w:val="both"/>
         <w:rPr>
           <w:rFonts w:ascii="Times New Roman" w:hAnsi="Times New Roman" w:cs="Times New Roman"/>
           <w:b/>
@@ -2089,7 +2194,7 @@
       </w:pPr>
       <w:r>
         <w:rPr>
-          <w:rFonts w:ascii="Times New Roman" w:hAnsi="Times New Roman" w:eastAsia="Times New Roman"/>
+          <w:rFonts w:ascii="Times New Roman" w:eastAsia="Times New Roman" w:hAnsi="Times New Roman"/>
           <w:b/>
           <w:sz w:val="28"/>
         </w:rPr>
@@ -2098,17 +2203,18 @@
     </w:p>
     <w:p>
       <w:pPr>
-        <w:spacing/>
-        <w:ind w:left="620" w:hanging="360"/>
-        <w:rPr>
-          <w:rFonts w:ascii="Times New Roman" w:hAnsi="Times New Roman" w:cs="Times New Roman"/>
-          <w:sz w:val="28"/>
-          <w:szCs w:val="28"/>
-        </w:rPr>
-      </w:pPr>
-      <w:r>
-        <w:rPr>
-          <w:rFonts w:ascii="Times New Roman" w:hAnsi="Times New Roman" w:eastAsia="Times New Roman"/>
+        <w:spacing w:before="120" w:after="120" w:line="240" w:lineRule="auto"/>
+        <w:ind w:left="620" w:hanging="360"/>
+        <w:jc w:val="both"/>
+        <w:rPr>
+          <w:rFonts w:ascii="Times New Roman" w:hAnsi="Times New Roman" w:cs="Times New Roman"/>
+          <w:sz w:val="28"/>
+          <w:szCs w:val="28"/>
+        </w:rPr>
+      </w:pPr>
+      <w:r>
+        <w:rPr>
+          <w:rFonts w:ascii="Times New Roman" w:eastAsia="Times New Roman" w:hAnsi="Times New Roman"/>
           <w:sz w:val="28"/>
         </w:rPr>
         <w:t>1.  Hãy viết bài blog truyền cảm hứng về sức mạnh marketing sáng tạo trong việc phát triển SP/DV = [___].</w:t>
@@ -2116,17 +2222,18 @@
     </w:p>
     <w:p>
       <w:pPr>
-        <w:spacing/>
-        <w:ind w:left="620" w:hanging="360"/>
-        <w:rPr>
-          <w:rFonts w:ascii="Times New Roman" w:hAnsi="Times New Roman" w:cs="Times New Roman"/>
-          <w:sz w:val="28"/>
-          <w:szCs w:val="28"/>
-        </w:rPr>
-      </w:pPr>
-      <w:r>
-        <w:rPr>
-          <w:rFonts w:ascii="Times New Roman" w:hAnsi="Times New Roman" w:eastAsia="Times New Roman"/>
+        <w:spacing w:before="120" w:after="120" w:line="240" w:lineRule="auto"/>
+        <w:ind w:left="620" w:hanging="360"/>
+        <w:jc w:val="both"/>
+        <w:rPr>
+          <w:rFonts w:ascii="Times New Roman" w:hAnsi="Times New Roman" w:cs="Times New Roman"/>
+          <w:sz w:val="28"/>
+          <w:szCs w:val="28"/>
+        </w:rPr>
+      </w:pPr>
+      <w:r>
+        <w:rPr>
+          <w:rFonts w:ascii="Times New Roman" w:eastAsia="Times New Roman" w:hAnsi="Times New Roman"/>
           <w:sz w:val="28"/>
         </w:rPr>
         <w:t>2.  Soạn danh sách 20 trích dẫn hay nhất về marketing để động viên đội ngũ bán hàng SP/DV = [___].</w:t>
@@ -2134,17 +2241,18 @@
     </w:p>
     <w:p>
       <w:pPr>
-        <w:spacing/>
-        <w:ind w:left="620" w:hanging="360"/>
-        <w:rPr>
-          <w:rFonts w:ascii="Times New Roman" w:hAnsi="Times New Roman" w:cs="Times New Roman"/>
-          <w:sz w:val="28"/>
-          <w:szCs w:val="28"/>
-        </w:rPr>
-      </w:pPr>
-      <w:r>
-        <w:rPr>
-          <w:rFonts w:ascii="Times New Roman" w:hAnsi="Times New Roman" w:eastAsia="Times New Roman"/>
+        <w:spacing w:before="120" w:after="120" w:line="240" w:lineRule="auto"/>
+        <w:ind w:left="620" w:hanging="360"/>
+        <w:jc w:val="both"/>
+        <w:rPr>
+          <w:rFonts w:ascii="Times New Roman" w:hAnsi="Times New Roman" w:cs="Times New Roman"/>
+          <w:sz w:val="28"/>
+          <w:szCs w:val="28"/>
+        </w:rPr>
+      </w:pPr>
+      <w:r>
+        <w:rPr>
+          <w:rFonts w:ascii="Times New Roman" w:eastAsia="Times New Roman" w:hAnsi="Times New Roman"/>
           <w:sz w:val="28"/>
         </w:rPr>
         <w:t>3.  Hãy viết câu chuyện thành công của một thương hiệu tương tự SP/DV = [___] để truyền cảm hứng.</w:t>
@@ -2152,17 +2260,18 @@
     </w:p>
     <w:p>
       <w:pPr>
-        <w:spacing/>
-        <w:ind w:left="620" w:hanging="360"/>
-        <w:rPr>
-          <w:rFonts w:ascii="Times New Roman" w:hAnsi="Times New Roman" w:cs="Times New Roman"/>
-          <w:sz w:val="28"/>
-          <w:szCs w:val="28"/>
-        </w:rPr>
-      </w:pPr>
-      <w:r>
-        <w:rPr>
-          <w:rFonts w:ascii="Times New Roman" w:hAnsi="Times New Roman" w:eastAsia="Times New Roman"/>
+        <w:spacing w:before="120" w:after="120" w:line="240" w:lineRule="auto"/>
+        <w:ind w:left="620" w:hanging="360"/>
+        <w:jc w:val="both"/>
+        <w:rPr>
+          <w:rFonts w:ascii="Times New Roman" w:hAnsi="Times New Roman" w:cs="Times New Roman"/>
+          <w:sz w:val="28"/>
+          <w:szCs w:val="28"/>
+        </w:rPr>
+      </w:pPr>
+      <w:r>
+        <w:rPr>
+          <w:rFonts w:ascii="Times New Roman" w:eastAsia="Times New Roman" w:hAnsi="Times New Roman"/>
           <w:sz w:val="28"/>
         </w:rPr>
         <w:t>4.  Soạn bài phát biểu khích lệ team marketing trước khi tung ra SP/DV = [___].</w:t>
@@ -2170,17 +2279,18 @@
     </w:p>
     <w:p>
       <w:pPr>
-        <w:spacing/>
-        <w:ind w:left="620" w:hanging="360"/>
-        <w:rPr>
-          <w:rFonts w:ascii="Times New Roman" w:hAnsi="Times New Roman" w:cs="Times New Roman"/>
-          <w:sz w:val="28"/>
-          <w:szCs w:val="28"/>
-        </w:rPr>
-      </w:pPr>
-      <w:r>
-        <w:rPr>
-          <w:rFonts w:ascii="Times New Roman" w:hAnsi="Times New Roman" w:eastAsia="Times New Roman"/>
+        <w:spacing w:before="120" w:after="120" w:line="240" w:lineRule="auto"/>
+        <w:ind w:left="620" w:hanging="360"/>
+        <w:jc w:val="both"/>
+        <w:rPr>
+          <w:rFonts w:ascii="Times New Roman" w:hAnsi="Times New Roman" w:cs="Times New Roman"/>
+          <w:sz w:val="28"/>
+          <w:szCs w:val="28"/>
+        </w:rPr>
+      </w:pPr>
+      <w:r>
+        <w:rPr>
+          <w:rFonts w:ascii="Times New Roman" w:eastAsia="Times New Roman" w:hAnsi="Times New Roman"/>
           <w:sz w:val="28"/>
         </w:rPr>
         <w:t>5.  Hãy viết bài LinkedIn chia sẻ 5 bài học lớn từ chiến dịch marketing thất bại của SP/DV = [___].</w:t>
@@ -2188,35 +2298,38 @@
     </w:p>
     <w:p>
       <w:pPr>
-        <w:spacing/>
-        <w:ind w:left="620" w:hanging="360"/>
-        <w:rPr>
-          <w:rFonts w:ascii="Times New Roman" w:hAnsi="Times New Roman" w:cs="Times New Roman"/>
-          <w:sz w:val="28"/>
-          <w:szCs w:val="28"/>
-        </w:rPr>
-      </w:pPr>
-      <w:r>
-        <w:rPr>
-          <w:rFonts w:ascii="Times New Roman" w:hAnsi="Times New Roman" w:eastAsia="Times New Roman"/>
-          <w:sz w:val="28"/>
-        </w:rPr>
+        <w:spacing w:before="120" w:after="120" w:line="240" w:lineRule="auto"/>
+        <w:ind w:left="620" w:hanging="360"/>
+        <w:jc w:val="both"/>
+        <w:rPr>
+          <w:rFonts w:ascii="Times New Roman" w:hAnsi="Times New Roman" w:cs="Times New Roman"/>
+          <w:sz w:val="28"/>
+          <w:szCs w:val="28"/>
+        </w:rPr>
+      </w:pPr>
+      <w:r>
+        <w:rPr>
+          <w:rFonts w:ascii="Times New Roman" w:eastAsia="Times New Roman" w:hAnsi="Times New Roman"/>
+          <w:sz w:val="28"/>
+        </w:rPr>
+        <w:lastRenderedPageBreak/>
         <w:t>6.  Viết 10 câu nói slogan truyền cảm hứng cho marketer làm việc với SP/DV = [___].</w:t>
       </w:r>
     </w:p>
     <w:p>
       <w:pPr>
-        <w:spacing/>
-        <w:ind w:left="620" w:hanging="360"/>
-        <w:rPr>
-          <w:rFonts w:ascii="Times New Roman" w:hAnsi="Times New Roman" w:cs="Times New Roman"/>
-          <w:sz w:val="28"/>
-          <w:szCs w:val="28"/>
-        </w:rPr>
-      </w:pPr>
-      <w:r>
-        <w:rPr>
-          <w:rFonts w:ascii="Times New Roman" w:hAnsi="Times New Roman" w:eastAsia="Times New Roman"/>
+        <w:spacing w:before="120" w:after="120" w:line="240" w:lineRule="auto"/>
+        <w:ind w:left="620" w:hanging="360"/>
+        <w:jc w:val="both"/>
+        <w:rPr>
+          <w:rFonts w:ascii="Times New Roman" w:hAnsi="Times New Roman" w:cs="Times New Roman"/>
+          <w:sz w:val="28"/>
+          <w:szCs w:val="28"/>
+        </w:rPr>
+      </w:pPr>
+      <w:r>
+        <w:rPr>
+          <w:rFonts w:ascii="Times New Roman" w:eastAsia="Times New Roman" w:hAnsi="Times New Roman"/>
           <w:sz w:val="28"/>
         </w:rPr>
         <w:t>7.  Hãy viết kịch bản TED Talk 5 phút về nghệ thuật kể chuyện thương hiệu qua SP/DV = [___].</w:t>
@@ -2224,17 +2337,18 @@
     </w:p>
     <w:p>
       <w:pPr>
-        <w:spacing/>
-        <w:ind w:left="620" w:hanging="360"/>
-        <w:rPr>
-          <w:rFonts w:ascii="Times New Roman" w:hAnsi="Times New Roman" w:cs="Times New Roman"/>
-          <w:sz w:val="28"/>
-          <w:szCs w:val="28"/>
-        </w:rPr>
-      </w:pPr>
-      <w:r>
-        <w:rPr>
-          <w:rFonts w:ascii="Times New Roman" w:hAnsi="Times New Roman" w:eastAsia="Times New Roman"/>
+        <w:spacing w:before="120" w:after="120" w:line="240" w:lineRule="auto"/>
+        <w:ind w:left="620" w:hanging="360"/>
+        <w:jc w:val="both"/>
+        <w:rPr>
+          <w:rFonts w:ascii="Times New Roman" w:hAnsi="Times New Roman" w:cs="Times New Roman"/>
+          <w:sz w:val="28"/>
+          <w:szCs w:val="28"/>
+        </w:rPr>
+      </w:pPr>
+      <w:r>
+        <w:rPr>
+          <w:rFonts w:ascii="Times New Roman" w:eastAsia="Times New Roman" w:hAnsi="Times New Roman"/>
           <w:sz w:val="28"/>
         </w:rPr>
         <w:t>8.  Soạn bài báo “case study” phân tích chiến dịch marketing thành công của SP/DV = [___].</w:t>
@@ -2242,17 +2356,18 @@
     </w:p>
     <w:p>
       <w:pPr>
-        <w:spacing/>
-        <w:ind w:left="620" w:hanging="360"/>
-        <w:rPr>
-          <w:rFonts w:ascii="Times New Roman" w:hAnsi="Times New Roman" w:cs="Times New Roman"/>
-          <w:sz w:val="28"/>
-          <w:szCs w:val="28"/>
-        </w:rPr>
-      </w:pPr>
-      <w:r>
-        <w:rPr>
-          <w:rFonts w:ascii="Times New Roman" w:hAnsi="Times New Roman" w:eastAsia="Times New Roman"/>
+        <w:spacing w:before="120" w:after="120" w:line="240" w:lineRule="auto"/>
+        <w:ind w:left="620" w:hanging="360"/>
+        <w:jc w:val="both"/>
+        <w:rPr>
+          <w:rFonts w:ascii="Times New Roman" w:hAnsi="Times New Roman" w:cs="Times New Roman"/>
+          <w:sz w:val="28"/>
+          <w:szCs w:val="28"/>
+        </w:rPr>
+      </w:pPr>
+      <w:r>
+        <w:rPr>
+          <w:rFonts w:ascii="Times New Roman" w:eastAsia="Times New Roman" w:hAnsi="Times New Roman"/>
           <w:sz w:val="28"/>
         </w:rPr>
         <w:t>9.  Hãy viết bài post Facebook truyền động lực cho startup đang chuẩn bị marketing SP/DV = [___].</w:t>
@@ -2260,17 +2375,18 @@
     </w:p>
     <w:p>
       <w:pPr>
-        <w:spacing/>
-        <w:ind w:left="620" w:hanging="360"/>
-        <w:rPr>
-          <w:rFonts w:ascii="Times New Roman" w:hAnsi="Times New Roman" w:cs="Times New Roman"/>
-          <w:sz w:val="28"/>
-          <w:szCs w:val="28"/>
-        </w:rPr>
-      </w:pPr>
-      <w:r>
-        <w:rPr>
-          <w:rFonts w:ascii="Times New Roman" w:hAnsi="Times New Roman" w:eastAsia="Times New Roman"/>
+        <w:spacing w:before="120" w:after="120" w:line="240" w:lineRule="auto"/>
+        <w:ind w:left="620" w:hanging="360"/>
+        <w:jc w:val="both"/>
+        <w:rPr>
+          <w:rFonts w:ascii="Times New Roman" w:hAnsi="Times New Roman" w:cs="Times New Roman"/>
+          <w:sz w:val="28"/>
+          <w:szCs w:val="28"/>
+        </w:rPr>
+      </w:pPr>
+      <w:r>
+        <w:rPr>
+          <w:rFonts w:ascii="Times New Roman" w:eastAsia="Times New Roman" w:hAnsi="Times New Roman"/>
           <w:sz w:val="28"/>
         </w:rPr>
         <w:t>10.Viết bài diễn văn truyền cảm hứng về tầm quan trọng của marketing trong sự phát triển SP/DV = [___].</w:t>
@@ -3028,6 +3144,7 @@
   <w:style w:type="character" w:default="1" w:styleId="Phngmcinhcuaoanvn">
     <w:name w:val="Default Paragraph Font"/>
     <w:uiPriority w:val="1"/>
+    <w:semiHidden/>
     <w:unhideWhenUsed/>
   </w:style>
   <w:style w:type="table" w:default="1" w:styleId="BangThngthng">
